--- a/thesis proposal research papers version 2.docx
+++ b/thesis proposal research papers version 2.docx
@@ -58,7 +58,7 @@
           <w:r>
             <w:fldChar w:fldCharType="separate"/>
           </w:r>
-          <w:hyperlink w:anchor="_Toc219230492" w:history="1">
+          <w:hyperlink w:anchor="_Toc222389588" w:history="1">
             <w:r>
               <w:rPr>
                 <w:rStyle w:val="Hyperlink"/>
@@ -86,7 +86,7 @@
                 <w:noProof/>
                 <w:webHidden/>
               </w:rPr>
-              <w:instrText xml:space="preserve"> PAGEREF _Toc219230492 \h </w:instrText>
+              <w:instrText xml:space="preserve"> PAGEREF _Toc222389588 \h </w:instrText>
             </w:r>
             <w:r>
               <w:rPr>
@@ -129,7 +129,7 @@
               <w:lang w:val="en-US"/>
             </w:rPr>
           </w:pPr>
-          <w:hyperlink w:anchor="_Toc219230493" w:history="1">
+          <w:hyperlink w:anchor="_Toc222389589" w:history="1">
             <w:r>
               <w:rPr>
                 <w:rStyle w:val="Hyperlink"/>
@@ -157,7 +157,7 @@
                 <w:noProof/>
                 <w:webHidden/>
               </w:rPr>
-              <w:instrText xml:space="preserve"> PAGEREF _Toc219230493 \h </w:instrText>
+              <w:instrText xml:space="preserve"> PAGEREF _Toc222389589 \h </w:instrText>
             </w:r>
             <w:r>
               <w:rPr>
@@ -200,7 +200,7 @@
               <w:lang w:val="en-US"/>
             </w:rPr>
           </w:pPr>
-          <w:hyperlink w:anchor="_Toc219230494" w:history="1">
+          <w:hyperlink w:anchor="_Toc222389590" w:history="1">
             <w:r>
               <w:rPr>
                 <w:rStyle w:val="Hyperlink"/>
@@ -228,7 +228,7 @@
                 <w:noProof/>
                 <w:webHidden/>
               </w:rPr>
-              <w:instrText xml:space="preserve"> PAGEREF _Toc219230494 \h </w:instrText>
+              <w:instrText xml:space="preserve"> PAGEREF _Toc222389590 \h </w:instrText>
             </w:r>
             <w:r>
               <w:rPr>
@@ -248,7 +248,7 @@
                 <w:noProof/>
                 <w:webHidden/>
               </w:rPr>
-              <w:t>7</w:t>
+              <w:t>9</w:t>
             </w:r>
             <w:r>
               <w:rPr>
@@ -278,7 +278,7 @@
           <w:lang w:val="en-US"/>
         </w:rPr>
       </w:pPr>
-      <w:bookmarkStart w:id="0" w:name="_Toc219230492"/>
+      <w:bookmarkStart w:id="0" w:name="_Toc222389588"/>
       <w:r>
         <w:rPr>
           <w:lang w:val="en-US"/>
@@ -342,7 +342,19 @@
         <w:rPr>
           <w:lang w:val="en-US"/>
         </w:rPr>
-        <w:t xml:space="preserve">Most datasets across the literature are collected in uncontrolled environments and exhibit variability in lighting, viewpoint, clutter, and object appearance. Common challenges include limited dataset size, annotation cost, and class imbalance. Standard evaluation metrics—precision, recall, F1-score, confusion matrices, Dice, and </w:t>
+        <w:t>Most datasets across the literature are collected in uncontrolled environments and exhibit variability in lighting, viewpoint, clutter, and object appearance. Common challenges include limited dataset size, annotation cost, and class imbalance. Standard evaluation metrics</w:t>
+      </w:r>
+      <w:r>
+        <w:rPr>
+          <w:lang w:val="en-US"/>
+        </w:rPr>
+        <w:t xml:space="preserve"> </w:t>
+      </w:r>
+      <w:r>
+        <w:rPr>
+          <w:lang w:val="en-US"/>
+        </w:rPr>
+        <w:t xml:space="preserve">precision, recall, F1-score, confusion matrices, Dice, and </w:t>
       </w:r>
       <w:proofErr w:type="spellStart"/>
       <w:r>
@@ -356,7 +368,13 @@
         <w:rPr>
           <w:lang w:val="en-US"/>
         </w:rPr>
-        <w:t>—are widely used, yet evaluation protocols differ across domains, limiting comparability.</w:t>
+        <w:t xml:space="preserve"> </w:t>
+      </w:r>
+      <w:r>
+        <w:rPr>
+          <w:lang w:val="en-US"/>
+        </w:rPr>
+        <w:t>are widely used, yet evaluation protocols differ across domains, limiting comparability.</w:t>
       </w:r>
     </w:p>
     <w:p>
@@ -400,7 +418,7 @@
           <w:lang w:val="en-US"/>
         </w:rPr>
       </w:pPr>
-      <w:bookmarkStart w:id="1" w:name="_Toc219230493"/>
+      <w:bookmarkStart w:id="1" w:name="_Toc222389589"/>
       <w:r>
         <w:rPr>
           <w:lang w:val="en-US"/>
@@ -4815,7 +4833,7 @@
           <w:lang w:val="en-US"/>
         </w:rPr>
       </w:pPr>
-      <w:bookmarkStart w:id="2" w:name="_Toc219230494"/>
+      <w:bookmarkStart w:id="2" w:name="_Toc222389590"/>
       <w:proofErr w:type="spellStart"/>
       <w:r>
         <w:rPr>
@@ -4833,24 +4851,149 @@
           <w:lang w:val="en-US"/>
         </w:rPr>
       </w:pPr>
-    </w:p>
-    <w:p>
-      <w:pPr>
-        <w:rPr>
-          <w:lang w:val="en-US"/>
-        </w:rPr>
-      </w:pPr>
-      <w:r>
-        <w:rPr>
-          <w:lang w:val="en-US"/>
-        </w:rPr>
-        <w:t xml:space="preserve">   @article{Cheng_Huang_Li_Lyu_Xu_Zhao_Zhao_Xiang_2024, title={Change Detection Methods for Remote Sensing in the Last Decade: A Comprehensive Review}, volume={16}, rights={http://creativecommons.org/licenses/by/3.0/}, ISSN={2072-4292}, </w:t>
+      <w:r>
+        <w:rPr>
+          <w:lang w:val="en-US"/>
+        </w:rPr>
+        <w:t>@article{Awe_Malhi_Budka_Mavengere_Dave_2025,</w:t>
+      </w:r>
+    </w:p>
+    <w:p>
+      <w:pPr>
+        <w:rPr>
+          <w:lang w:val="en-US"/>
+        </w:rPr>
+      </w:pPr>
+      <w:r>
+        <w:rPr>
+          <w:lang w:val="en-US"/>
+        </w:rPr>
+        <w:t xml:space="preserve">  title   = {Towards 4D BIM: A Systematic Literature Review on Challenges, Strategies and Tools in Leveraging AI with BIM},</w:t>
+      </w:r>
+    </w:p>
+    <w:p>
+      <w:pPr>
+        <w:rPr>
+          <w:lang w:val="en-US"/>
+        </w:rPr>
+      </w:pPr>
+      <w:r>
+        <w:rPr>
+          <w:lang w:val="en-US"/>
+        </w:rPr>
+        <w:t xml:space="preserve">  author  = {Awe, Michael and Malhi, Avleen and Budka, Marcin and </w:t>
       </w:r>
       <w:proofErr w:type="spellStart"/>
       <w:r>
         <w:rPr>
           <w:lang w:val="en-US"/>
         </w:rPr>
+        <w:t>Mavengere</w:t>
+      </w:r>
+      <w:proofErr w:type="spellEnd"/>
+      <w:r>
+        <w:rPr>
+          <w:lang w:val="en-US"/>
+        </w:rPr>
+        <w:t>, Nicholas and Dave, Bhargav},</w:t>
+      </w:r>
+    </w:p>
+    <w:p>
+      <w:pPr>
+        <w:rPr>
+          <w:lang w:val="en-US"/>
+        </w:rPr>
+      </w:pPr>
+      <w:r>
+        <w:rPr>
+          <w:lang w:val="en-US"/>
+        </w:rPr>
+        <w:t xml:space="preserve">  journal = {Buildings},</w:t>
+      </w:r>
+    </w:p>
+    <w:p>
+      <w:pPr>
+        <w:rPr>
+          <w:lang w:val="en-US"/>
+        </w:rPr>
+      </w:pPr>
+      <w:r>
+        <w:rPr>
+          <w:lang w:val="en-US"/>
+        </w:rPr>
+        <w:t xml:space="preserve">  year    = {2025},</w:t>
+      </w:r>
+    </w:p>
+    <w:p>
+      <w:pPr>
+        <w:rPr>
+          <w:lang w:val="en-US"/>
+        </w:rPr>
+      </w:pPr>
+      <w:r>
+        <w:rPr>
+          <w:lang w:val="en-US"/>
+        </w:rPr>
+        <w:t xml:space="preserve">  volume  = {15},</w:t>
+      </w:r>
+    </w:p>
+    <w:p>
+      <w:pPr>
+        <w:rPr>
+          <w:lang w:val="en-US"/>
+        </w:rPr>
+      </w:pPr>
+      <w:r>
+        <w:rPr>
+          <w:lang w:val="en-US"/>
+        </w:rPr>
+        <w:t xml:space="preserve">  number  = {7},</w:t>
+      </w:r>
+    </w:p>
+    <w:p>
+      <w:pPr>
+        <w:rPr>
+          <w:lang w:val="en-US"/>
+        </w:rPr>
+      </w:pPr>
+      <w:r>
+        <w:rPr>
+          <w:lang w:val="en-US"/>
+        </w:rPr>
+        <w:t xml:space="preserve">  </w:t>
+      </w:r>
+      <w:proofErr w:type="spellStart"/>
+      <w:r>
+        <w:rPr>
+          <w:lang w:val="en-US"/>
+        </w:rPr>
+        <w:t>doi</w:t>
+      </w:r>
+      <w:proofErr w:type="spellEnd"/>
+      <w:r>
+        <w:rPr>
+          <w:lang w:val="en-US"/>
+        </w:rPr>
+        <w:t xml:space="preserve">     = {10.3390/buildings15071072},</w:t>
+      </w:r>
+    </w:p>
+    <w:p>
+      <w:pPr>
+        <w:rPr>
+          <w:lang w:val="en-US"/>
+        </w:rPr>
+      </w:pPr>
+      <w:r>
+        <w:rPr>
+          <w:lang w:val="en-US"/>
+        </w:rPr>
+        <w:t xml:space="preserve">  </w:t>
+      </w:r>
+      <w:proofErr w:type="spellStart"/>
+      <w:r>
+        <w:rPr>
+          <w:lang w:val="en-US"/>
+        </w:rPr>
         <w:t>url</w:t>
       </w:r>
       <w:proofErr w:type="spellEnd"/>
@@ -4858,27 +5001,267 @@
         <w:rPr>
           <w:lang w:val="en-US"/>
         </w:rPr>
-        <w:t xml:space="preserve">={https://www.mdpi.com/2072-4292/16/13/2355}, DOI={10.3390/rs16132355}, </w:t>
+        <w:t xml:space="preserve">     = {https://www.mdpi.com/2075-5309/15/7/1072}</w:t>
+      </w:r>
+    </w:p>
+    <w:p>
+      <w:pPr>
+        <w:rPr>
+          <w:lang w:val="en-US"/>
+        </w:rPr>
+      </w:pPr>
+      <w:r>
+        <w:rPr>
+          <w:lang w:val="en-US"/>
+        </w:rPr>
+        <w:t>}</w:t>
+      </w:r>
+    </w:p>
+    <w:p>
+      <w:pPr>
+        <w:rPr>
+          <w:lang w:val="en-US"/>
+        </w:rPr>
+      </w:pPr>
+    </w:p>
+    <w:p>
+      <w:pPr>
+        <w:rPr>
+          <w:lang w:val="en-US"/>
+        </w:rPr>
+      </w:pPr>
+      <w:r>
+        <w:rPr>
+          <w:lang w:val="en-US"/>
+        </w:rPr>
+        <w:t>@article{Chen_Liu_Zhu_Qi_Ghavamzadeh_2025,</w:t>
+      </w:r>
+    </w:p>
+    <w:p>
+      <w:pPr>
+        <w:rPr>
+          <w:lang w:val="en-US"/>
+        </w:rPr>
+      </w:pPr>
+      <w:r>
+        <w:rPr>
+          <w:lang w:val="en-US"/>
+        </w:rPr>
+        <w:t xml:space="preserve">  title   = {Preference Optimization via Contrastive Divergence: Your Reward Model is Secretly an NLL Estimator},</w:t>
+      </w:r>
+    </w:p>
+    <w:p>
+      <w:pPr>
+        <w:rPr>
+          <w:lang w:val="en-US"/>
+        </w:rPr>
+      </w:pPr>
+      <w:r>
+        <w:rPr>
+          <w:lang w:val="en-US"/>
+        </w:rPr>
+        <w:t xml:space="preserve">  author  = {Chen, </w:t>
       </w:r>
       <w:proofErr w:type="spellStart"/>
       <w:r>
         <w:rPr>
           <w:lang w:val="en-US"/>
         </w:rPr>
-        <w:t>abstractNote</w:t>
+        <w:t>Zhuotong</w:t>
       </w:r>
       <w:proofErr w:type="spellEnd"/>
       <w:r>
         <w:rPr>
           <w:lang w:val="en-US"/>
         </w:rPr>
-        <w:t xml:space="preserve">={Change detection is an essential and widely utilized task in remote sensing that aims to detect and analyze changes occurring in the same geographical area over time, which has broad applications in urban development, agricultural surveys, and land cover monitoring. Detecting changes in remote sensing images is a complex challenge due to various factors, including variations in image quality, noise, registration errors, illumination changes, complex landscapes, and spatial heterogeneity. In recent years, deep learning has emerged as a powerful tool for feature extraction and addressing these challenges. Its versatility has resulted in its widespread adoption for numerous image-processing tasks. This paper presents a comprehensive survey of significant advancements in change detection for remote sensing images over the past decade. We first introduce some preliminary knowledge for the change detection task, such as problem definition, datasets, evaluation metrics, and transformer basics, as well as provide a detailed taxonomy of existing algorithms from three different perspectives: algorithm granularity, supervision modes, and frameworks in the Methodology section. This survey enables readers to gain systematic knowledge of change detection tasks from various angles. We then summarize the state-of-the-art performance on several dominant change detection datasets, providing insights into the strengths and limitations of existing algorithms. Based on our survey, some future research directions for change detection in remote sensing are well identified. This survey paper sheds some light the topic for the community and will inspire further research efforts in the change detection task.}, number={13}, journal={Remote Sensing}, author={Cheng, </w:t>
+        <w:t xml:space="preserve"> and Liu, Fang and Zhu, Xuan and Qi, Yanjun and </w:t>
       </w:r>
       <w:proofErr w:type="spellStart"/>
       <w:r>
         <w:rPr>
           <w:lang w:val="en-US"/>
         </w:rPr>
+        <w:t>Ghavamzadeh</w:t>
+      </w:r>
+      <w:proofErr w:type="spellEnd"/>
+      <w:r>
+        <w:rPr>
+          <w:lang w:val="en-US"/>
+        </w:rPr>
+        <w:t>, Mohammad},</w:t>
+      </w:r>
+    </w:p>
+    <w:p>
+      <w:pPr>
+        <w:rPr>
+          <w:lang w:val="en-US"/>
+        </w:rPr>
+      </w:pPr>
+      <w:r>
+        <w:rPr>
+          <w:lang w:val="en-US"/>
+        </w:rPr>
+        <w:t xml:space="preserve">  journal = {</w:t>
+      </w:r>
+      <w:proofErr w:type="spellStart"/>
+      <w:r>
+        <w:rPr>
+          <w:lang w:val="en-US"/>
+        </w:rPr>
+        <w:t>arXiv</w:t>
+      </w:r>
+      <w:proofErr w:type="spellEnd"/>
+      <w:r>
+        <w:rPr>
+          <w:lang w:val="en-US"/>
+        </w:rPr>
+        <w:t xml:space="preserve"> preprint},</w:t>
+      </w:r>
+    </w:p>
+    <w:p>
+      <w:pPr>
+        <w:rPr>
+          <w:lang w:val="en-US"/>
+        </w:rPr>
+      </w:pPr>
+      <w:r>
+        <w:rPr>
+          <w:lang w:val="en-US"/>
+        </w:rPr>
+        <w:t xml:space="preserve">  year    = {2025},</w:t>
+      </w:r>
+    </w:p>
+    <w:p>
+      <w:pPr>
+        <w:rPr>
+          <w:lang w:val="en-US"/>
+        </w:rPr>
+      </w:pPr>
+      <w:r>
+        <w:rPr>
+          <w:lang w:val="en-US"/>
+        </w:rPr>
+        <w:t xml:space="preserve">  </w:t>
+      </w:r>
+      <w:proofErr w:type="spellStart"/>
+      <w:r>
+        <w:rPr>
+          <w:lang w:val="en-US"/>
+        </w:rPr>
+        <w:t>doi</w:t>
+      </w:r>
+      <w:proofErr w:type="spellEnd"/>
+      <w:r>
+        <w:rPr>
+          <w:lang w:val="en-US"/>
+        </w:rPr>
+        <w:t xml:space="preserve">     = {10.48550/arXiv.2502.04567},</w:t>
+      </w:r>
+    </w:p>
+    <w:p>
+      <w:pPr>
+        <w:rPr>
+          <w:lang w:val="en-US"/>
+        </w:rPr>
+      </w:pPr>
+      <w:r>
+        <w:rPr>
+          <w:lang w:val="en-US"/>
+        </w:rPr>
+        <w:t xml:space="preserve">  </w:t>
+      </w:r>
+      <w:proofErr w:type="spellStart"/>
+      <w:r>
+        <w:rPr>
+          <w:lang w:val="en-US"/>
+        </w:rPr>
+        <w:t>url</w:t>
+      </w:r>
+      <w:proofErr w:type="spellEnd"/>
+      <w:r>
+        <w:rPr>
+          <w:lang w:val="en-US"/>
+        </w:rPr>
+        <w:t xml:space="preserve">     = {https://arxiv.org/abs/2502.04567},</w:t>
+      </w:r>
+    </w:p>
+    <w:p>
+      <w:pPr>
+        <w:rPr>
+          <w:lang w:val="en-US"/>
+        </w:rPr>
+      </w:pPr>
+      <w:r>
+        <w:rPr>
+          <w:lang w:val="en-US"/>
+        </w:rPr>
+        <w:t xml:space="preserve">  note    = {arXiv:2502.04567 [cs]}</w:t>
+      </w:r>
+    </w:p>
+    <w:p>
+      <w:pPr>
+        <w:rPr>
+          <w:lang w:val="en-US"/>
+        </w:rPr>
+      </w:pPr>
+      <w:r>
+        <w:rPr>
+          <w:lang w:val="en-US"/>
+        </w:rPr>
+        <w:t>}</w:t>
+      </w:r>
+    </w:p>
+    <w:p>
+      <w:pPr>
+        <w:rPr>
+          <w:lang w:val="en-US"/>
+        </w:rPr>
+      </w:pPr>
+    </w:p>
+    <w:p>
+      <w:pPr>
+        <w:rPr>
+          <w:lang w:val="en-US"/>
+        </w:rPr>
+      </w:pPr>
+      <w:r>
+        <w:rPr>
+          <w:lang w:val="en-US"/>
+        </w:rPr>
+        <w:t>@article{Cheng_Huang_Li_Lyu_Xu_Zhao_Zhao_Xiang_2024,</w:t>
+      </w:r>
+    </w:p>
+    <w:p>
+      <w:pPr>
+        <w:rPr>
+          <w:lang w:val="en-US"/>
+        </w:rPr>
+      </w:pPr>
+      <w:r>
+        <w:rPr>
+          <w:lang w:val="en-US"/>
+        </w:rPr>
+        <w:t xml:space="preserve">  title   = {Change Detection Methods for Remote Sensing in the Last Decade: A Comprehensive Review},</w:t>
+      </w:r>
+    </w:p>
+    <w:p>
+      <w:pPr>
+        <w:rPr>
+          <w:lang w:val="en-US"/>
+        </w:rPr>
+      </w:pPr>
+      <w:r>
+        <w:rPr>
+          <w:lang w:val="en-US"/>
+        </w:rPr>
+        <w:lastRenderedPageBreak/>
+        <w:t xml:space="preserve">  author  = {Cheng, </w:t>
+      </w:r>
+      <w:proofErr w:type="spellStart"/>
+      <w:r>
+        <w:rPr>
+          <w:lang w:val="en-US"/>
+        </w:rPr>
         <w:t>Guangliang</w:t>
       </w:r>
       <w:proofErr w:type="spellEnd"/>
@@ -4956,76 +5339,473 @@
         <w:rPr>
           <w:lang w:val="en-US"/>
         </w:rPr>
-        <w:t>}, year={2024}, month=</w:t>
+        <w:t>},</w:t>
+      </w:r>
+    </w:p>
+    <w:p>
+      <w:pPr>
+        <w:rPr>
+          <w:lang w:val="en-US"/>
+        </w:rPr>
+      </w:pPr>
+      <w:r>
+        <w:rPr>
+          <w:lang w:val="en-US"/>
+        </w:rPr>
+        <w:t xml:space="preserve">  journal = {Remote Sensing},</w:t>
+      </w:r>
+    </w:p>
+    <w:p>
+      <w:pPr>
+        <w:rPr>
+          <w:lang w:val="en-US"/>
+        </w:rPr>
+      </w:pPr>
+      <w:r>
+        <w:rPr>
+          <w:lang w:val="en-US"/>
+        </w:rPr>
+        <w:t xml:space="preserve">  year    = {2024},</w:t>
+      </w:r>
+    </w:p>
+    <w:p>
+      <w:pPr>
+        <w:rPr>
+          <w:lang w:val="en-US"/>
+        </w:rPr>
+      </w:pPr>
+      <w:r>
+        <w:rPr>
+          <w:lang w:val="en-US"/>
+        </w:rPr>
+        <w:t xml:space="preserve">  volume  = {16},</w:t>
+      </w:r>
+    </w:p>
+    <w:p>
+      <w:pPr>
+        <w:rPr>
+          <w:lang w:val="en-US"/>
+        </w:rPr>
+      </w:pPr>
+      <w:r>
+        <w:rPr>
+          <w:lang w:val="en-US"/>
+        </w:rPr>
+        <w:t xml:space="preserve">  number  = {13},</w:t>
+      </w:r>
+    </w:p>
+    <w:p>
+      <w:pPr>
+        <w:rPr>
+          <w:lang w:val="en-US"/>
+        </w:rPr>
+      </w:pPr>
+      <w:r>
+        <w:rPr>
+          <w:lang w:val="en-US"/>
+        </w:rPr>
+        <w:t xml:space="preserve">  pages   = {2355},</w:t>
+      </w:r>
+    </w:p>
+    <w:p>
+      <w:pPr>
+        <w:rPr>
+          <w:lang w:val="en-US"/>
+        </w:rPr>
+      </w:pPr>
+      <w:r>
+        <w:rPr>
+          <w:lang w:val="en-US"/>
+        </w:rPr>
+        <w:t xml:space="preserve">  </w:t>
       </w:r>
       <w:proofErr w:type="spellStart"/>
       <w:r>
         <w:rPr>
           <w:lang w:val="en-US"/>
         </w:rPr>
-        <w:t>jan</w:t>
+        <w:t>doi</w:t>
       </w:r>
       <w:proofErr w:type="spellEnd"/>
       <w:r>
         <w:rPr>
           <w:lang w:val="en-US"/>
         </w:rPr>
-        <w:t>, pages={2355}, language={</w:t>
+        <w:t xml:space="preserve">     = {10.3390/rs16132355},</w:t>
+      </w:r>
+    </w:p>
+    <w:p>
+      <w:pPr>
+        <w:rPr>
+          <w:lang w:val="en-US"/>
+        </w:rPr>
+      </w:pPr>
+      <w:r>
+        <w:rPr>
+          <w:lang w:val="en-US"/>
+        </w:rPr>
+        <w:t xml:space="preserve">  </w:t>
       </w:r>
       <w:proofErr w:type="spellStart"/>
       <w:r>
         <w:rPr>
           <w:lang w:val="en-US"/>
         </w:rPr>
-        <w:t>en</w:t>
+        <w:t>url</w:t>
       </w:r>
       <w:proofErr w:type="spellEnd"/>
       <w:r>
         <w:rPr>
           <w:lang w:val="en-US"/>
         </w:rPr>
-        <w:t>} }</w:t>
-      </w:r>
-    </w:p>
-    <w:p>
-      <w:pPr>
-        <w:rPr>
-          <w:lang w:val="en-US"/>
-        </w:rPr>
-      </w:pPr>
-      <w:r>
-        <w:rPr>
-          <w:lang w:val="en-US"/>
-        </w:rPr>
-        <w:t xml:space="preserve">   @article{Choi_2022, title={(PDF) Automated Graffiti Detection: A Novel Approach to Maintaining Historical Architecture in Communities}, url={https://www.researchgate.net/publication/359231372_Automated_Graffiti_Detection_A_Novel_Approach_to_Maintaining_Historical_Architecture_in_Communities}, DOI={10.3390/app12062983}, </w:t>
+        <w:t xml:space="preserve">     = {https://www.mdpi.com/2072-4292/16/13/2355}</w:t>
+      </w:r>
+    </w:p>
+    <w:p>
+      <w:pPr>
+        <w:rPr>
+          <w:lang w:val="en-US"/>
+        </w:rPr>
+      </w:pPr>
+      <w:r>
+        <w:rPr>
+          <w:lang w:val="en-US"/>
+        </w:rPr>
+        <w:t>}</w:t>
+      </w:r>
+    </w:p>
+    <w:p>
+      <w:pPr>
+        <w:rPr>
+          <w:lang w:val="en-US"/>
+        </w:rPr>
+      </w:pPr>
+    </w:p>
+    <w:p>
+      <w:pPr>
+        <w:rPr>
+          <w:lang w:val="en-US"/>
+        </w:rPr>
+      </w:pPr>
+      <w:r>
+        <w:rPr>
+          <w:lang w:val="en-US"/>
+        </w:rPr>
+        <w:t>@article{Choi_2022,</w:t>
+      </w:r>
+    </w:p>
+    <w:p>
+      <w:pPr>
+        <w:rPr>
+          <w:lang w:val="en-US"/>
+        </w:rPr>
+      </w:pPr>
+      <w:r>
+        <w:rPr>
+          <w:lang w:val="en-US"/>
+        </w:rPr>
+        <w:t xml:space="preserve">  title   = {Automated Graffiti Detection: A Novel Approach to Maintaining Historical Architecture in Communities},</w:t>
+      </w:r>
+    </w:p>
+    <w:p>
+      <w:pPr>
+        <w:rPr>
+          <w:lang w:val="en-US"/>
+        </w:rPr>
+      </w:pPr>
+      <w:r>
+        <w:rPr>
+          <w:lang w:val="en-US"/>
+        </w:rPr>
+        <w:t xml:space="preserve">  author  = {Choi, et al},</w:t>
+      </w:r>
+    </w:p>
+    <w:p>
+      <w:pPr>
+        <w:rPr>
+          <w:lang w:val="en-US"/>
+        </w:rPr>
+      </w:pPr>
+      <w:r>
+        <w:rPr>
+          <w:lang w:val="en-US"/>
+        </w:rPr>
+        <w:t xml:space="preserve">  journal = {Applied Sciences},</w:t>
+      </w:r>
+    </w:p>
+    <w:p>
+      <w:pPr>
+        <w:rPr>
+          <w:lang w:val="en-US"/>
+        </w:rPr>
+      </w:pPr>
+      <w:r>
+        <w:rPr>
+          <w:lang w:val="en-US"/>
+        </w:rPr>
+        <w:t xml:space="preserve">  year    = {2022},</w:t>
+      </w:r>
+    </w:p>
+    <w:p>
+      <w:pPr>
+        <w:rPr>
+          <w:lang w:val="en-US"/>
+        </w:rPr>
+      </w:pPr>
+      <w:r>
+        <w:rPr>
+          <w:lang w:val="en-US"/>
+        </w:rPr>
+        <w:t xml:space="preserve">  </w:t>
       </w:r>
       <w:proofErr w:type="spellStart"/>
       <w:r>
         <w:rPr>
           <w:lang w:val="en-US"/>
         </w:rPr>
-        <w:t>abstractNote</w:t>
+        <w:t>doi</w:t>
       </w:r>
       <w:proofErr w:type="spellEnd"/>
       <w:r>
         <w:rPr>
           <w:lang w:val="en-US"/>
         </w:rPr>
-        <w:t>={PDF | Graffiti is common in many communities and even affects our historical and heritage structures. This leads to a decrease in the revenue associated... | Find, read and cite all the research you need on ResearchGate}, journal={ResearchGate}, author={Choi, et al}, year={2022}, month=mar, language={</w:t>
+        <w:t xml:space="preserve">     = {10.3390/app12062983},</w:t>
+      </w:r>
+    </w:p>
+    <w:p>
+      <w:pPr>
+        <w:rPr>
+          <w:lang w:val="en-US"/>
+        </w:rPr>
+      </w:pPr>
+      <w:r>
+        <w:rPr>
+          <w:lang w:val="en-US"/>
+        </w:rPr>
+        <w:t xml:space="preserve">  </w:t>
       </w:r>
       <w:proofErr w:type="spellStart"/>
       <w:r>
         <w:rPr>
           <w:lang w:val="en-US"/>
         </w:rPr>
-        <w:t>en</w:t>
+        <w:t>url</w:t>
       </w:r>
       <w:proofErr w:type="spellEnd"/>
       <w:r>
         <w:rPr>
           <w:lang w:val="en-US"/>
         </w:rPr>
-        <w:t>} }</w:t>
+        <w:t xml:space="preserve">     = {https://doi.org/10.3390/app12062983}</w:t>
+      </w:r>
+    </w:p>
+    <w:p>
+      <w:pPr>
+        <w:rPr>
+          <w:lang w:val="en-US"/>
+        </w:rPr>
+      </w:pPr>
+      <w:r>
+        <w:rPr>
+          <w:lang w:val="en-US"/>
+        </w:rPr>
+        <w:t>}</w:t>
+      </w:r>
+    </w:p>
+    <w:p>
+      <w:pPr>
+        <w:rPr>
+          <w:lang w:val="en-US"/>
+        </w:rPr>
+      </w:pPr>
+    </w:p>
+    <w:p>
+      <w:pPr>
+        <w:rPr>
+          <w:lang w:val="en-US"/>
+        </w:rPr>
+      </w:pPr>
+      <w:r>
+        <w:rPr>
+          <w:lang w:val="en-US"/>
+        </w:rPr>
+        <w:t>@article{Chu_Chen_Yu_2022,</w:t>
+      </w:r>
+    </w:p>
+    <w:p>
+      <w:pPr>
+        <w:rPr>
+          <w:lang w:val="en-US"/>
+        </w:rPr>
+      </w:pPr>
+      <w:r>
+        <w:rPr>
+          <w:lang w:val="en-US"/>
+        </w:rPr>
+        <w:t xml:space="preserve">  title   = {NAFSSR: Stereo Image Super-Resolution Using </w:t>
+      </w:r>
+      <w:proofErr w:type="spellStart"/>
+      <w:r>
+        <w:rPr>
+          <w:lang w:val="en-US"/>
+        </w:rPr>
+        <w:t>NAFNet</w:t>
+      </w:r>
+      <w:proofErr w:type="spellEnd"/>
+      <w:r>
+        <w:rPr>
+          <w:lang w:val="en-US"/>
+        </w:rPr>
+        <w:t>},</w:t>
+      </w:r>
+    </w:p>
+    <w:p>
+      <w:pPr>
+        <w:rPr>
+          <w:lang w:val="en-US"/>
+        </w:rPr>
+      </w:pPr>
+      <w:r>
+        <w:rPr>
+          <w:lang w:val="en-US"/>
+        </w:rPr>
+        <w:t xml:space="preserve">  author  = {Chu, Xiaojie and Chen, </w:t>
+      </w:r>
+      <w:proofErr w:type="spellStart"/>
+      <w:r>
+        <w:rPr>
+          <w:lang w:val="en-US"/>
+        </w:rPr>
+        <w:t>Liangyu</w:t>
+      </w:r>
+      <w:proofErr w:type="spellEnd"/>
+      <w:r>
+        <w:rPr>
+          <w:lang w:val="en-US"/>
+        </w:rPr>
+        <w:t xml:space="preserve"> and Yu, </w:t>
+      </w:r>
+      <w:proofErr w:type="spellStart"/>
+      <w:r>
+        <w:rPr>
+          <w:lang w:val="en-US"/>
+        </w:rPr>
+        <w:t>Wenqing</w:t>
+      </w:r>
+      <w:proofErr w:type="spellEnd"/>
+      <w:r>
+        <w:rPr>
+          <w:lang w:val="en-US"/>
+        </w:rPr>
+        <w:t>},</w:t>
+      </w:r>
+    </w:p>
+    <w:p>
+      <w:pPr>
+        <w:rPr>
+          <w:lang w:val="en-US"/>
+        </w:rPr>
+      </w:pPr>
+      <w:r>
+        <w:rPr>
+          <w:lang w:val="en-US"/>
+        </w:rPr>
+        <w:t xml:space="preserve">  journal = {</w:t>
+      </w:r>
+      <w:proofErr w:type="spellStart"/>
+      <w:r>
+        <w:rPr>
+          <w:lang w:val="en-US"/>
+        </w:rPr>
+        <w:t>arXiv</w:t>
+      </w:r>
+      <w:proofErr w:type="spellEnd"/>
+      <w:r>
+        <w:rPr>
+          <w:lang w:val="en-US"/>
+        </w:rPr>
+        <w:t xml:space="preserve"> preprint},</w:t>
+      </w:r>
+    </w:p>
+    <w:p>
+      <w:pPr>
+        <w:rPr>
+          <w:lang w:val="en-US"/>
+        </w:rPr>
+      </w:pPr>
+      <w:r>
+        <w:rPr>
+          <w:lang w:val="en-US"/>
+        </w:rPr>
+        <w:t xml:space="preserve">  year    = {2022},</w:t>
+      </w:r>
+    </w:p>
+    <w:p>
+      <w:pPr>
+        <w:rPr>
+          <w:lang w:val="en-US"/>
+        </w:rPr>
+      </w:pPr>
+      <w:r>
+        <w:rPr>
+          <w:lang w:val="en-US"/>
+        </w:rPr>
+        <w:t xml:space="preserve">  </w:t>
+      </w:r>
+      <w:proofErr w:type="spellStart"/>
+      <w:r>
+        <w:rPr>
+          <w:lang w:val="en-US"/>
+        </w:rPr>
+        <w:t>doi</w:t>
+      </w:r>
+      <w:proofErr w:type="spellEnd"/>
+      <w:r>
+        <w:rPr>
+          <w:lang w:val="en-US"/>
+        </w:rPr>
+        <w:t xml:space="preserve">     = {10.48550/arXiv.2204.08714},</w:t>
+      </w:r>
+    </w:p>
+    <w:p>
+      <w:pPr>
+        <w:rPr>
+          <w:lang w:val="en-US"/>
+        </w:rPr>
+      </w:pPr>
+      <w:r>
+        <w:rPr>
+          <w:lang w:val="en-US"/>
+        </w:rPr>
+        <w:t xml:space="preserve">  </w:t>
+      </w:r>
+      <w:proofErr w:type="spellStart"/>
+      <w:r>
+        <w:rPr>
+          <w:lang w:val="en-US"/>
+        </w:rPr>
+        <w:t>url</w:t>
+      </w:r>
+      <w:proofErr w:type="spellEnd"/>
+      <w:r>
+        <w:rPr>
+          <w:lang w:val="en-US"/>
+        </w:rPr>
+        <w:t xml:space="preserve">     = {https://arxiv.org/abs/2204.08714},</w:t>
+      </w:r>
+    </w:p>
+    <w:p>
+      <w:pPr>
+        <w:rPr>
+          <w:lang w:val="en-US"/>
+        </w:rPr>
+      </w:pPr>
+      <w:r>
+        <w:rPr>
+          <w:lang w:val="en-US"/>
+        </w:rPr>
+        <w:t xml:space="preserve">  note    = {arXiv:2204.08714 [cs]}</w:t>
       </w:r>
     </w:p>
     <w:p>
@@ -5039,27 +5819,165 @@
           <w:lang w:val="en-US"/>
         </w:rPr>
         <w:lastRenderedPageBreak/>
-        <w:t xml:space="preserve">   @article{Chu_Chen_Yu_2022, title={NAFSSR: Stereo Image Super-Resolution Using </w:t>
+        <w:t>}</w:t>
+      </w:r>
+    </w:p>
+    <w:p>
+      <w:pPr>
+        <w:rPr>
+          <w:lang w:val="en-US"/>
+        </w:rPr>
+      </w:pPr>
+    </w:p>
+    <w:p>
+      <w:pPr>
+        <w:rPr>
+          <w:lang w:val="en-US"/>
+        </w:rPr>
+      </w:pPr>
+      <w:r>
+        <w:rPr>
+          <w:lang w:val="en-US"/>
+        </w:rPr>
+        <w:t>@article{Gonçalves_Santos_2023,</w:t>
+      </w:r>
+    </w:p>
+    <w:p>
+      <w:pPr>
+        <w:rPr>
+          <w:lang w:val="en-US"/>
+        </w:rPr>
+      </w:pPr>
+      <w:r>
+        <w:rPr>
+          <w:lang w:val="en-US"/>
+        </w:rPr>
+        <w:t xml:space="preserve">  title   = {Deep learning model for doors detection: A contribution for context-awareness recognition of patients with Parkinson's disease},</w:t>
+      </w:r>
+    </w:p>
+    <w:p>
+      <w:pPr>
+        <w:rPr>
+          <w:lang w:val="en-US"/>
+        </w:rPr>
+      </w:pPr>
+      <w:r>
+        <w:rPr>
+          <w:lang w:val="en-US"/>
+        </w:rPr>
+        <w:t xml:space="preserve">  author  = {Gon{\c c}</w:t>
       </w:r>
       <w:proofErr w:type="spellStart"/>
       <w:r>
         <w:rPr>
           <w:lang w:val="en-US"/>
         </w:rPr>
-        <w:t>NAFNet</w:t>
+        <w:t>alves</w:t>
       </w:r>
       <w:proofErr w:type="spellEnd"/>
       <w:r>
         <w:rPr>
           <w:lang w:val="en-US"/>
         </w:rPr>
-        <w:t xml:space="preserve">}, </w:t>
+        <w:t>, Helena R. and Santos, Cristina P.},</w:t>
+      </w:r>
+    </w:p>
+    <w:p>
+      <w:pPr>
+        <w:rPr>
+          <w:lang w:val="en-US"/>
+        </w:rPr>
+      </w:pPr>
+      <w:r>
+        <w:rPr>
+          <w:lang w:val="en-US"/>
+        </w:rPr>
+        <w:t xml:space="preserve">  journal = {Expert Systems with Applications},</w:t>
+      </w:r>
+    </w:p>
+    <w:p>
+      <w:pPr>
+        <w:rPr>
+          <w:lang w:val="en-US"/>
+        </w:rPr>
+      </w:pPr>
+      <w:r>
+        <w:rPr>
+          <w:lang w:val="en-US"/>
+        </w:rPr>
+        <w:t xml:space="preserve">  year    = {2023},</w:t>
+      </w:r>
+    </w:p>
+    <w:p>
+      <w:pPr>
+        <w:rPr>
+          <w:lang w:val="en-US"/>
+        </w:rPr>
+      </w:pPr>
+      <w:r>
+        <w:rPr>
+          <w:lang w:val="en-US"/>
+        </w:rPr>
+        <w:t xml:space="preserve">  volume  = {212},</w:t>
+      </w:r>
+    </w:p>
+    <w:p>
+      <w:pPr>
+        <w:rPr>
+          <w:lang w:val="en-US"/>
+        </w:rPr>
+      </w:pPr>
+      <w:r>
+        <w:rPr>
+          <w:lang w:val="en-US"/>
+        </w:rPr>
+        <w:t xml:space="preserve">  pages   = {118712},</w:t>
+      </w:r>
+    </w:p>
+    <w:p>
+      <w:pPr>
+        <w:rPr>
+          <w:lang w:val="en-US"/>
+        </w:rPr>
+      </w:pPr>
+      <w:r>
+        <w:rPr>
+          <w:lang w:val="en-US"/>
+        </w:rPr>
+        <w:t xml:space="preserve">  </w:t>
       </w:r>
       <w:proofErr w:type="spellStart"/>
       <w:r>
         <w:rPr>
           <w:lang w:val="en-US"/>
         </w:rPr>
+        <w:t>doi</w:t>
+      </w:r>
+      <w:proofErr w:type="spellEnd"/>
+      <w:r>
+        <w:rPr>
+          <w:lang w:val="en-US"/>
+        </w:rPr>
+        <w:t xml:space="preserve">     = {10.1016/j.eswa.2022.118712},</w:t>
+      </w:r>
+    </w:p>
+    <w:p>
+      <w:pPr>
+        <w:rPr>
+          <w:lang w:val="en-US"/>
+        </w:rPr>
+      </w:pPr>
+      <w:r>
+        <w:rPr>
+          <w:lang w:val="en-US"/>
+        </w:rPr>
+        <w:t xml:space="preserve">  </w:t>
+      </w:r>
+      <w:proofErr w:type="spellStart"/>
+      <w:r>
+        <w:rPr>
+          <w:lang w:val="en-US"/>
+        </w:rPr>
         <w:t>url</w:t>
       </w:r>
       <w:proofErr w:type="spellEnd"/>
@@ -5067,41 +5985,281 @@
         <w:rPr>
           <w:lang w:val="en-US"/>
         </w:rPr>
-        <w:t xml:space="preserve">={http://arxiv.org/abs/2204.08714}, DOI={10.48550/arXiv.2204.08714}, </w:t>
+        <w:t xml:space="preserve">     = {https://www.sciencedirect.com/science/article/pii/S0957417422017377}</w:t>
+      </w:r>
+    </w:p>
+    <w:p>
+      <w:pPr>
+        <w:rPr>
+          <w:lang w:val="en-US"/>
+        </w:rPr>
+      </w:pPr>
+      <w:r>
+        <w:rPr>
+          <w:lang w:val="en-US"/>
+        </w:rPr>
+        <w:t>}</w:t>
+      </w:r>
+    </w:p>
+    <w:p>
+      <w:pPr>
+        <w:rPr>
+          <w:lang w:val="en-US"/>
+        </w:rPr>
+      </w:pPr>
+    </w:p>
+    <w:p>
+      <w:pPr>
+        <w:rPr>
+          <w:lang w:val="en-US"/>
+        </w:rPr>
+      </w:pPr>
+      <w:r>
+        <w:rPr>
+          <w:lang w:val="en-US"/>
+        </w:rPr>
+        <w:t>@misc{HKUST,</w:t>
+      </w:r>
+    </w:p>
+    <w:p>
+      <w:pPr>
+        <w:rPr>
+          <w:lang w:val="en-US"/>
+        </w:rPr>
+      </w:pPr>
+      <w:r>
+        <w:rPr>
+          <w:lang w:val="en-US"/>
+        </w:rPr>
+        <w:t xml:space="preserve">  title        = {Paint Damage Instance Segmentation Dataset by HKUST},</w:t>
+      </w:r>
+    </w:p>
+    <w:p>
+      <w:pPr>
+        <w:rPr>
+          <w:lang w:val="en-US"/>
+        </w:rPr>
+      </w:pPr>
+      <w:r>
+        <w:rPr>
+          <w:lang w:val="en-US"/>
+        </w:rPr>
+        <w:t xml:space="preserve">  author       = {HKUST, </w:t>
       </w:r>
       <w:proofErr w:type="spellStart"/>
       <w:r>
         <w:rPr>
           <w:lang w:val="en-US"/>
         </w:rPr>
-        <w:t>abstractNote</w:t>
+        <w:t>gapys</w:t>
       </w:r>
       <w:proofErr w:type="spellEnd"/>
       <w:r>
         <w:rPr>
           <w:lang w:val="en-US"/>
         </w:rPr>
-        <w:t xml:space="preserve">={Stereo image super-resolution aims at enhancing the quality of super-resolution results by utilizing the complementary information provided by binocular systems. To obtain reasonable performance, most methods focus on finely designing modules, loss functions, and etc. to exploit information from another viewpoint. This has the side effect of increasing system complexity, making it difficult for researchers to evaluate new ideas and compare methods. This paper inherits a strong and simple image restoration model, </w:t>
+        <w:t>},</w:t>
+      </w:r>
+    </w:p>
+    <w:p>
+      <w:pPr>
+        <w:rPr>
+          <w:lang w:val="en-US"/>
+        </w:rPr>
+      </w:pPr>
+      <w:r>
+        <w:rPr>
+          <w:lang w:val="en-US"/>
+        </w:rPr>
+        <w:t xml:space="preserve">  </w:t>
       </w:r>
       <w:proofErr w:type="spellStart"/>
       <w:r>
         <w:rPr>
           <w:lang w:val="en-US"/>
         </w:rPr>
-        <w:t>NAFNet</w:t>
+        <w:t>howpublished</w:t>
       </w:r>
       <w:proofErr w:type="spellEnd"/>
       <w:r>
         <w:rPr>
           <w:lang w:val="en-US"/>
         </w:rPr>
-        <w:t>, for single-view feature extraction and extends it by adding cross attention modules to fuse features between views to adapt to binocular scenarios. The proposed baseline for stereo image super-resolution is noted as NAFSSR. Furthermore, training/testing strategies are proposed to fully exploit the performance of NAFSSR. Extensive experiments demonstrate the effectiveness of our method. In particular, NAFSSR outperforms the state-of-the-art methods on the KITTI 2012, KITTI 2015, Middlebury, and Flickr1024 datasets. With NAFSSR, we won 1st place in the NTIRE 2022 Stereo Image Super-resolution Challenge. Codes and models will be released at https://github.com/megvii-research/NAFNet.}, note={arXiv:2204.08714 [cs]}, number={arXiv:2204.08714}, publisher={</w:t>
+        <w:t xml:space="preserve"> = {</w:t>
       </w:r>
       <w:proofErr w:type="spellStart"/>
       <w:r>
         <w:rPr>
           <w:lang w:val="en-US"/>
         </w:rPr>
+        <w:t>Roboflow</w:t>
+      </w:r>
+      <w:proofErr w:type="spellEnd"/>
+      <w:r>
+        <w:rPr>
+          <w:lang w:val="en-US"/>
+        </w:rPr>
+        <w:t xml:space="preserve"> Universe},</w:t>
+      </w:r>
+    </w:p>
+    <w:p>
+      <w:pPr>
+        <w:rPr>
+          <w:lang w:val="en-US"/>
+        </w:rPr>
+      </w:pPr>
+      <w:r>
+        <w:rPr>
+          <w:lang w:val="en-US"/>
+        </w:rPr>
+        <w:t xml:space="preserve">  </w:t>
+      </w:r>
+      <w:proofErr w:type="spellStart"/>
+      <w:r>
+        <w:rPr>
+          <w:lang w:val="en-US"/>
+        </w:rPr>
+        <w:t>url</w:t>
+      </w:r>
+      <w:proofErr w:type="spellEnd"/>
+      <w:r>
+        <w:rPr>
+          <w:lang w:val="en-US"/>
+        </w:rPr>
+        <w:t xml:space="preserve">          = {https://universe.roboflow.com/hkust-gapys/paint-damage-nsyxm},</w:t>
+      </w:r>
+    </w:p>
+    <w:p>
+      <w:pPr>
+        <w:rPr>
+          <w:lang w:val="en-US"/>
+        </w:rPr>
+      </w:pPr>
+      <w:r>
+        <w:rPr>
+          <w:lang w:val="en-US"/>
+        </w:rPr>
+        <w:t xml:space="preserve">  note         = {Accessed: 2026-02-17}</w:t>
+      </w:r>
+    </w:p>
+    <w:p>
+      <w:pPr>
+        <w:rPr>
+          <w:lang w:val="en-US"/>
+        </w:rPr>
+      </w:pPr>
+      <w:r>
+        <w:rPr>
+          <w:lang w:val="en-US"/>
+        </w:rPr>
+        <w:t>}</w:t>
+      </w:r>
+    </w:p>
+    <w:p>
+      <w:pPr>
+        <w:rPr>
+          <w:lang w:val="en-US"/>
+        </w:rPr>
+      </w:pPr>
+    </w:p>
+    <w:p>
+      <w:pPr>
+        <w:rPr>
+          <w:lang w:val="en-US"/>
+        </w:rPr>
+      </w:pPr>
+      <w:r>
+        <w:rPr>
+          <w:lang w:val="en-US"/>
+        </w:rPr>
+        <w:t>@article{Jiang_Li_Deng_Liu_Gao_Zhou_Li_Wang_Zheng_2025,</w:t>
+      </w:r>
+    </w:p>
+    <w:p>
+      <w:pPr>
+        <w:rPr>
+          <w:lang w:val="en-US"/>
+        </w:rPr>
+      </w:pPr>
+      <w:r>
+        <w:rPr>
+          <w:lang w:val="en-US"/>
+        </w:rPr>
+        <w:t xml:space="preserve">  title   = {MMAD: A Comprehensive Benchmark for Multimodal Large Language Models in Industrial Anomaly Detection},</w:t>
+      </w:r>
+    </w:p>
+    <w:p>
+      <w:pPr>
+        <w:rPr>
+          <w:lang w:val="en-US"/>
+        </w:rPr>
+      </w:pPr>
+      <w:r>
+        <w:rPr>
+          <w:lang w:val="en-US"/>
+        </w:rPr>
+        <w:t xml:space="preserve">  author  = {Jiang, Xi and Li, Jian and Deng, </w:t>
+      </w:r>
+      <w:proofErr w:type="spellStart"/>
+      <w:r>
+        <w:rPr>
+          <w:lang w:val="en-US"/>
+        </w:rPr>
+        <w:t>Hanqiu</w:t>
+      </w:r>
+      <w:proofErr w:type="spellEnd"/>
+      <w:r>
+        <w:rPr>
+          <w:lang w:val="en-US"/>
+        </w:rPr>
+        <w:t xml:space="preserve"> and Liu, Yong and Gao, Bin-Bin and Zhou, </w:t>
+      </w:r>
+      <w:proofErr w:type="spellStart"/>
+      <w:r>
+        <w:rPr>
+          <w:lang w:val="en-US"/>
+        </w:rPr>
+        <w:t>Yifeng</w:t>
+      </w:r>
+      <w:proofErr w:type="spellEnd"/>
+      <w:r>
+        <w:rPr>
+          <w:lang w:val="en-US"/>
+        </w:rPr>
+        <w:t xml:space="preserve"> and Li, Jialin and Wang, </w:t>
+      </w:r>
+      <w:proofErr w:type="spellStart"/>
+      <w:r>
+        <w:rPr>
+          <w:lang w:val="en-US"/>
+        </w:rPr>
+        <w:t>Chengjie</w:t>
+      </w:r>
+      <w:proofErr w:type="spellEnd"/>
+      <w:r>
+        <w:rPr>
+          <w:lang w:val="en-US"/>
+        </w:rPr>
+        <w:t xml:space="preserve"> and Zheng, Feng},</w:t>
+      </w:r>
+    </w:p>
+    <w:p>
+      <w:pPr>
+        <w:rPr>
+          <w:lang w:val="en-US"/>
+        </w:rPr>
+      </w:pPr>
+      <w:r>
+        <w:rPr>
+          <w:lang w:val="en-US"/>
+        </w:rPr>
+        <w:t xml:space="preserve">  journal = {</w:t>
+      </w:r>
+      <w:proofErr w:type="spellStart"/>
+      <w:r>
+        <w:rPr>
+          <w:lang w:val="en-US"/>
+        </w:rPr>
         <w:t>arXiv</w:t>
       </w:r>
       <w:proofErr w:type="spellEnd"/>
@@ -5109,1032 +6267,2633 @@
         <w:rPr>
           <w:lang w:val="en-US"/>
         </w:rPr>
-        <w:t xml:space="preserve">}, author={Chu, Xiaojie and Chen, </w:t>
+        <w:t xml:space="preserve"> preprint},</w:t>
+      </w:r>
+    </w:p>
+    <w:p>
+      <w:pPr>
+        <w:rPr>
+          <w:lang w:val="en-US"/>
+        </w:rPr>
+      </w:pPr>
+      <w:r>
+        <w:rPr>
+          <w:lang w:val="en-US"/>
+        </w:rPr>
+        <w:t xml:space="preserve">  year    = {2024},</w:t>
+      </w:r>
+    </w:p>
+    <w:p>
+      <w:pPr>
+        <w:rPr>
+          <w:lang w:val="en-US"/>
+        </w:rPr>
+      </w:pPr>
+      <w:r>
+        <w:rPr>
+          <w:lang w:val="en-US"/>
+        </w:rPr>
+        <w:lastRenderedPageBreak/>
+        <w:t xml:space="preserve">  </w:t>
       </w:r>
       <w:proofErr w:type="spellStart"/>
       <w:r>
         <w:rPr>
           <w:lang w:val="en-US"/>
         </w:rPr>
-        <w:t>Liangyu</w:t>
+        <w:t>doi</w:t>
       </w:r>
       <w:proofErr w:type="spellEnd"/>
       <w:r>
         <w:rPr>
           <w:lang w:val="en-US"/>
         </w:rPr>
-        <w:t xml:space="preserve"> and Yu, </w:t>
+        <w:t xml:space="preserve">     = {10.48550/arXiv.2410.09453},</w:t>
+      </w:r>
+    </w:p>
+    <w:p>
+      <w:pPr>
+        <w:rPr>
+          <w:lang w:val="en-US"/>
+        </w:rPr>
+      </w:pPr>
+      <w:r>
+        <w:rPr>
+          <w:lang w:val="en-US"/>
+        </w:rPr>
+        <w:t xml:space="preserve">  </w:t>
       </w:r>
       <w:proofErr w:type="spellStart"/>
       <w:r>
         <w:rPr>
           <w:lang w:val="en-US"/>
         </w:rPr>
-        <w:t>Wenqing</w:t>
+        <w:t>url</w:t>
       </w:r>
       <w:proofErr w:type="spellEnd"/>
       <w:r>
         <w:rPr>
           <w:lang w:val="en-US"/>
         </w:rPr>
-        <w:t>}, year={2022}, month=</w:t>
+        <w:t xml:space="preserve">     = {https://arxiv.org/abs/2410.09453},</w:t>
+      </w:r>
+    </w:p>
+    <w:p>
+      <w:pPr>
+        <w:rPr>
+          <w:lang w:val="en-US"/>
+        </w:rPr>
+      </w:pPr>
+      <w:r>
+        <w:rPr>
+          <w:lang w:val="en-US"/>
+        </w:rPr>
+        <w:t xml:space="preserve">  note    = {arXiv:2410.09453 [cs]}</w:t>
+      </w:r>
+    </w:p>
+    <w:p>
+      <w:pPr>
+        <w:rPr>
+          <w:lang w:val="en-US"/>
+        </w:rPr>
+      </w:pPr>
+      <w:r>
+        <w:rPr>
+          <w:lang w:val="en-US"/>
+        </w:rPr>
+        <w:t>}</w:t>
+      </w:r>
+    </w:p>
+    <w:p>
+      <w:pPr>
+        <w:rPr>
+          <w:lang w:val="en-US"/>
+        </w:rPr>
+      </w:pPr>
+    </w:p>
+    <w:p>
+      <w:pPr>
+        <w:rPr>
+          <w:lang w:val="en-US"/>
+        </w:rPr>
+      </w:pPr>
+      <w:r>
+        <w:rPr>
+          <w:lang w:val="en-US"/>
+        </w:rPr>
+        <w:t>@article{Kamraoui_Mansencal_Manjon_Coupé_2022,</w:t>
+      </w:r>
+    </w:p>
+    <w:p>
+      <w:pPr>
+        <w:rPr>
+          <w:lang w:val="en-US"/>
+        </w:rPr>
+      </w:pPr>
+      <w:r>
+        <w:rPr>
+          <w:lang w:val="en-US"/>
+        </w:rPr>
+        <w:t xml:space="preserve">  title   = {Longitudinal detection of new MS lesions using deep learning},</w:t>
+      </w:r>
+    </w:p>
+    <w:p>
+      <w:pPr>
+        <w:rPr>
+          <w:lang w:val="en-US"/>
+        </w:rPr>
+      </w:pPr>
+      <w:r>
+        <w:rPr>
+          <w:lang w:val="en-US"/>
+        </w:rPr>
+        <w:t xml:space="preserve">  author  = {</w:t>
       </w:r>
       <w:proofErr w:type="spellStart"/>
       <w:r>
         <w:rPr>
           <w:lang w:val="en-US"/>
         </w:rPr>
-        <w:t>apr</w:t>
+        <w:t>Kamraoui</w:t>
       </w:r>
       <w:proofErr w:type="spellEnd"/>
       <w:r>
         <w:rPr>
           <w:lang w:val="en-US"/>
         </w:rPr>
-        <w:t xml:space="preserve"> }</w:t>
-      </w:r>
-    </w:p>
-    <w:p>
-      <w:pPr>
-        <w:rPr>
-          <w:lang w:val="en-US"/>
-        </w:rPr>
-      </w:pPr>
-      <w:r>
-        <w:rPr>
-          <w:lang w:val="en-US"/>
-        </w:rPr>
-        <w:t xml:space="preserve">   @article{Gonçalves_Santos_2023, title={Deep learning model for doors detection: A contribution for context-awareness recognition of patients with Parkinson’s disease}, volume={212}, ISSN={0957-4174}, url={https://www.sciencedirect.com/science/article/pii/S0957417422017377}, DOI={10.1016/j.eswa.2022.118712}, </w:t>
+        <w:t xml:space="preserve">, Reda Abdellah and </w:t>
       </w:r>
       <w:proofErr w:type="spellStart"/>
       <w:r>
         <w:rPr>
           <w:lang w:val="en-US"/>
         </w:rPr>
-        <w:t>abstractNote</w:t>
+        <w:t>Mansencal</w:t>
       </w:r>
       <w:proofErr w:type="spellEnd"/>
       <w:r>
         <w:rPr>
           <w:lang w:val="en-US"/>
         </w:rPr>
-        <w:t>={Freezing of gait (</w:t>
+        <w:t xml:space="preserve">, Boris and </w:t>
       </w:r>
       <w:proofErr w:type="spellStart"/>
       <w:r>
         <w:rPr>
           <w:lang w:val="en-US"/>
         </w:rPr>
-        <w:t>FoG</w:t>
+        <w:t>Manjon</w:t>
       </w:r>
       <w:proofErr w:type="spellEnd"/>
       <w:r>
         <w:rPr>
           <w:lang w:val="en-US"/>
         </w:rPr>
-        <w:t xml:space="preserve">) is one of the most disabling motor symptoms in Parkinson’s disease, which is described as a symptom where walking is interrupted by a brief, episodic absence, or marked reduction, of forward progression despite the intention to continue walking. Although </w:t>
+        <w:t>, Jos{\'e} V. and Coup{\'e}, Pierrick},</w:t>
+      </w:r>
+    </w:p>
+    <w:p>
+      <w:pPr>
+        <w:rPr>
+          <w:lang w:val="en-US"/>
+        </w:rPr>
+      </w:pPr>
+      <w:r>
+        <w:rPr>
+          <w:lang w:val="en-US"/>
+        </w:rPr>
+        <w:t xml:space="preserve">  journal = {Frontiers in Neuroimaging},</w:t>
+      </w:r>
+    </w:p>
+    <w:p>
+      <w:pPr>
+        <w:rPr>
+          <w:lang w:val="en-US"/>
+        </w:rPr>
+      </w:pPr>
+      <w:r>
+        <w:rPr>
+          <w:lang w:val="en-US"/>
+        </w:rPr>
+        <w:t xml:space="preserve">  year    = {2022},</w:t>
+      </w:r>
+    </w:p>
+    <w:p>
+      <w:pPr>
+        <w:rPr>
+          <w:lang w:val="en-US"/>
+        </w:rPr>
+      </w:pPr>
+      <w:r>
+        <w:rPr>
+          <w:lang w:val="en-US"/>
+        </w:rPr>
+        <w:t xml:space="preserve">  volume  = {1},</w:t>
+      </w:r>
+    </w:p>
+    <w:p>
+      <w:pPr>
+        <w:rPr>
+          <w:lang w:val="en-US"/>
+        </w:rPr>
+      </w:pPr>
+      <w:r>
+        <w:rPr>
+          <w:lang w:val="en-US"/>
+        </w:rPr>
+        <w:t xml:space="preserve">  </w:t>
       </w:r>
       <w:proofErr w:type="spellStart"/>
       <w:r>
         <w:rPr>
           <w:lang w:val="en-US"/>
         </w:rPr>
-        <w:t>FoG</w:t>
+        <w:t>doi</w:t>
       </w:r>
       <w:proofErr w:type="spellEnd"/>
       <w:r>
         <w:rPr>
           <w:lang w:val="en-US"/>
         </w:rPr>
-        <w:t xml:space="preserve"> causes are multifaceted, they often occur in response of environment triggers, as turnings and passing through narrow spaces such as a doorway. This symptom appears to be overcome using external sensory cues. The recognition of such environments has consequently become a pertinent issue for PD-affected community. This study aimed to implement a real-time dl-based door detection model to be integrated into a wearable biofeedback device for delivering on-demand proprioceptive cues. It was used transfer-learning concepts to train a </w:t>
+        <w:t xml:space="preserve">     = {10.3389/fnimg.2022.948235},</w:t>
+      </w:r>
+    </w:p>
+    <w:p>
+      <w:pPr>
+        <w:rPr>
+          <w:lang w:val="en-US"/>
+        </w:rPr>
+      </w:pPr>
+      <w:r>
+        <w:rPr>
+          <w:lang w:val="en-US"/>
+        </w:rPr>
+        <w:t xml:space="preserve">  </w:t>
       </w:r>
       <w:proofErr w:type="spellStart"/>
       <w:r>
         <w:rPr>
           <w:lang w:val="en-US"/>
         </w:rPr>
-        <w:t>MobileNet</w:t>
+        <w:t>url</w:t>
       </w:r>
       <w:proofErr w:type="spellEnd"/>
       <w:r>
         <w:rPr>
           <w:lang w:val="en-US"/>
         </w:rPr>
-        <w:t>-SSD in TF environment. The model was then integrated in a RPi being converted to a faster and lighter computing power model using TensorFlow Lite settings. Model performance showed a considerable precision of 97,2%, recall of 78,9% and a good F1-score of 0,869. In real-time testing with the wearable device, dl-model showed to be temporally efficient (</w:t>
-      </w:r>
-      <w:r>
-        <w:rPr>
-          <w:rFonts w:ascii="Cambria Math" w:hAnsi="Cambria Math" w:cs="Cambria Math"/>
-          <w:lang w:val="en-US"/>
-        </w:rPr>
-        <w:t>∼</w:t>
-      </w:r>
-      <w:r>
-        <w:rPr>
-          <w:lang w:val="en-US"/>
-        </w:rPr>
-        <w:t xml:space="preserve">2.87 fps) to detect with accuracy doors over real-life scenarios. Future work will include the integration of sensory cues with the developed model in the wearable biofeedback device aiming to </w:t>
-      </w:r>
+        <w:t xml:space="preserve">     = {https://www.frontiersin.org/journals/neuroimaging/articles/10.3389/fnimg.2022.948235/full}</w:t>
+      </w:r>
+    </w:p>
+    <w:p>
+      <w:pPr>
+        <w:rPr>
+          <w:lang w:val="en-US"/>
+        </w:rPr>
+      </w:pPr>
+      <w:r>
+        <w:rPr>
+          <w:lang w:val="en-US"/>
+        </w:rPr>
+        <w:t>}</w:t>
+      </w:r>
+    </w:p>
+    <w:p>
+      <w:pPr>
+        <w:rPr>
+          <w:lang w:val="en-US"/>
+        </w:rPr>
+      </w:pPr>
+    </w:p>
+    <w:p>
+      <w:pPr>
+        <w:rPr>
+          <w:lang w:val="en-US"/>
+        </w:rPr>
+      </w:pPr>
+      <w:r>
+        <w:rPr>
+          <w:lang w:val="en-US"/>
+        </w:rPr>
+        <w:t>@article{Kang_Kim_Kim_2025,</w:t>
+      </w:r>
+    </w:p>
+    <w:p>
+      <w:pPr>
+        <w:rPr>
+          <w:lang w:val="en-US"/>
+        </w:rPr>
+      </w:pPr>
+      <w:r>
+        <w:rPr>
+          <w:lang w:val="en-US"/>
+        </w:rPr>
+        <w:t xml:space="preserve">  title   = {Improvement of the defect inspection process of deteriorated buildings with scan to BIM and image-based automatic defect classification},</w:t>
+      </w:r>
+    </w:p>
+    <w:p>
+      <w:pPr>
+        <w:rPr>
+          <w:lang w:val="en-US"/>
+        </w:rPr>
+      </w:pPr>
+      <w:r>
+        <w:rPr>
+          <w:lang w:val="en-US"/>
+        </w:rPr>
+        <w:t xml:space="preserve">  author  = {Kang, </w:t>
+      </w:r>
+      <w:proofErr w:type="spellStart"/>
+      <w:r>
+        <w:rPr>
+          <w:lang w:val="en-US"/>
+        </w:rPr>
+        <w:t>Suhyun</w:t>
+      </w:r>
+      <w:proofErr w:type="spellEnd"/>
+      <w:r>
+        <w:rPr>
+          <w:lang w:val="en-US"/>
+        </w:rPr>
+        <w:t xml:space="preserve"> and Kim, </w:t>
+      </w:r>
+      <w:proofErr w:type="spellStart"/>
+      <w:r>
+        <w:rPr>
+          <w:lang w:val="en-US"/>
+        </w:rPr>
+        <w:t>Seungho</w:t>
+      </w:r>
+      <w:proofErr w:type="spellEnd"/>
+      <w:r>
+        <w:rPr>
+          <w:lang w:val="en-US"/>
+        </w:rPr>
+        <w:t xml:space="preserve"> and Kim, Sangyong},</w:t>
+      </w:r>
+    </w:p>
+    <w:p>
+      <w:pPr>
+        <w:rPr>
+          <w:lang w:val="en-US"/>
+        </w:rPr>
+      </w:pPr>
+      <w:r>
+        <w:rPr>
+          <w:lang w:val="en-US"/>
+        </w:rPr>
+        <w:t xml:space="preserve">  journal = {Journal of Building Engineering},</w:t>
+      </w:r>
+    </w:p>
+    <w:p>
+      <w:pPr>
+        <w:rPr>
+          <w:lang w:val="en-US"/>
+        </w:rPr>
+      </w:pPr>
+      <w:r>
+        <w:rPr>
+          <w:lang w:val="en-US"/>
+        </w:rPr>
+        <w:t xml:space="preserve">  year    = {2025},</w:t>
+      </w:r>
+    </w:p>
+    <w:p>
+      <w:pPr>
+        <w:rPr>
+          <w:lang w:val="en-US"/>
+        </w:rPr>
+      </w:pPr>
+      <w:r>
+        <w:rPr>
+          <w:lang w:val="en-US"/>
+        </w:rPr>
+        <w:t xml:space="preserve">  volume  = {99},</w:t>
+      </w:r>
+    </w:p>
+    <w:p>
+      <w:pPr>
+        <w:rPr>
+          <w:lang w:val="en-US"/>
+        </w:rPr>
+      </w:pPr>
+      <w:r>
+        <w:rPr>
+          <w:lang w:val="en-US"/>
+        </w:rPr>
+        <w:t xml:space="preserve">  pages   = {111601},</w:t>
+      </w:r>
+    </w:p>
+    <w:p>
+      <w:pPr>
+        <w:rPr>
+          <w:lang w:val="en-US"/>
+        </w:rPr>
+      </w:pPr>
+      <w:r>
+        <w:rPr>
+          <w:lang w:val="en-US"/>
+        </w:rPr>
+        <w:t xml:space="preserve">  </w:t>
+      </w:r>
+      <w:proofErr w:type="spellStart"/>
+      <w:r>
+        <w:rPr>
+          <w:lang w:val="en-US"/>
+        </w:rPr>
+        <w:t>doi</w:t>
+      </w:r>
+      <w:proofErr w:type="spellEnd"/>
+      <w:r>
+        <w:rPr>
+          <w:lang w:val="en-US"/>
+        </w:rPr>
+        <w:t xml:space="preserve">     = {10.1016/j.jobe.2024.111601},</w:t>
+      </w:r>
+    </w:p>
+    <w:p>
+      <w:pPr>
+        <w:rPr>
+          <w:lang w:val="en-US"/>
+        </w:rPr>
+      </w:pPr>
+      <w:r>
+        <w:rPr>
+          <w:lang w:val="en-US"/>
+        </w:rPr>
+        <w:t xml:space="preserve">  </w:t>
+      </w:r>
+      <w:proofErr w:type="spellStart"/>
+      <w:r>
+        <w:rPr>
+          <w:lang w:val="en-US"/>
+        </w:rPr>
+        <w:t>url</w:t>
+      </w:r>
+      <w:proofErr w:type="spellEnd"/>
+      <w:r>
+        <w:rPr>
+          <w:lang w:val="en-US"/>
+        </w:rPr>
+        <w:t xml:space="preserve">     = {https://www.sciencedirect.com/science/article/pii/S2352710224031693}</w:t>
+      </w:r>
+    </w:p>
+    <w:p>
+      <w:pPr>
+        <w:rPr>
+          <w:lang w:val="en-US"/>
+        </w:rPr>
+      </w:pPr>
+      <w:r>
+        <w:rPr>
+          <w:lang w:val="en-US"/>
+        </w:rPr>
+        <w:t>}</w:t>
+      </w:r>
+    </w:p>
+    <w:p>
+      <w:pPr>
+        <w:rPr>
+          <w:lang w:val="en-US"/>
+        </w:rPr>
+      </w:pPr>
+    </w:p>
+    <w:p>
+      <w:pPr>
+        <w:rPr>
+          <w:lang w:val="en-US"/>
+        </w:rPr>
+      </w:pPr>
+      <w:r>
+        <w:rPr>
+          <w:lang w:val="en-US"/>
+        </w:rPr>
+        <w:t>@article{Lee_Lee_Park_2024,</w:t>
+      </w:r>
+    </w:p>
+    <w:p>
+      <w:pPr>
+        <w:rPr>
+          <w:lang w:val="en-US"/>
+        </w:rPr>
+      </w:pPr>
+      <w:r>
+        <w:rPr>
+          <w:lang w:val="en-US"/>
+        </w:rPr>
+        <w:t xml:space="preserve">  title   = {Automated vehicle damage classification using the three-quarter view car damage dataset and deep learning approaches},</w:t>
+      </w:r>
+    </w:p>
+    <w:p>
+      <w:pPr>
+        <w:rPr>
+          <w:lang w:val="en-US"/>
+        </w:rPr>
+      </w:pPr>
+      <w:r>
+        <w:rPr>
+          <w:lang w:val="en-US"/>
+        </w:rPr>
+        <w:t xml:space="preserve">  author  = {Lee, </w:t>
+      </w:r>
+      <w:proofErr w:type="spellStart"/>
+      <w:r>
+        <w:rPr>
+          <w:lang w:val="en-US"/>
+        </w:rPr>
+        <w:t>Donggeun</w:t>
+      </w:r>
+      <w:proofErr w:type="spellEnd"/>
+      <w:r>
+        <w:rPr>
+          <w:lang w:val="en-US"/>
+        </w:rPr>
+        <w:t xml:space="preserve"> and Lee, </w:t>
+      </w:r>
+      <w:proofErr w:type="spellStart"/>
+      <w:r>
+        <w:rPr>
+          <w:lang w:val="en-US"/>
+        </w:rPr>
+        <w:t>Juyeob</w:t>
+      </w:r>
+      <w:proofErr w:type="spellEnd"/>
+      <w:r>
+        <w:rPr>
+          <w:lang w:val="en-US"/>
+        </w:rPr>
+        <w:t xml:space="preserve"> and Park, </w:t>
+      </w:r>
+      <w:proofErr w:type="spellStart"/>
+      <w:r>
+        <w:rPr>
+          <w:lang w:val="en-US"/>
+        </w:rPr>
+        <w:t>Eunil</w:t>
+      </w:r>
+      <w:proofErr w:type="spellEnd"/>
+      <w:r>
+        <w:rPr>
+          <w:lang w:val="en-US"/>
+        </w:rPr>
+        <w:t>},</w:t>
+      </w:r>
+    </w:p>
+    <w:p>
+      <w:pPr>
+        <w:rPr>
+          <w:lang w:val="en-US"/>
+        </w:rPr>
+      </w:pPr>
+      <w:r>
+        <w:rPr>
+          <w:lang w:val="en-US"/>
+        </w:rPr>
+        <w:t xml:space="preserve">  journal = {</w:t>
+      </w:r>
+      <w:proofErr w:type="spellStart"/>
+      <w:r>
+        <w:rPr>
+          <w:lang w:val="en-US"/>
+        </w:rPr>
+        <w:t>Heliyon</w:t>
+      </w:r>
+      <w:proofErr w:type="spellEnd"/>
+      <w:r>
+        <w:rPr>
+          <w:lang w:val="en-US"/>
+        </w:rPr>
+        <w:t>},</w:t>
+      </w:r>
+    </w:p>
+    <w:p>
+      <w:pPr>
+        <w:rPr>
+          <w:lang w:val="en-US"/>
+        </w:rPr>
+      </w:pPr>
+      <w:r>
+        <w:rPr>
+          <w:lang w:val="en-US"/>
+        </w:rPr>
+        <w:t xml:space="preserve">  year    = {2024},</w:t>
+      </w:r>
+    </w:p>
+    <w:p>
+      <w:pPr>
+        <w:rPr>
+          <w:lang w:val="en-US"/>
+        </w:rPr>
+      </w:pPr>
+      <w:r>
+        <w:rPr>
+          <w:lang w:val="en-US"/>
+        </w:rPr>
+        <w:t xml:space="preserve">  volume  = {10},</w:t>
+      </w:r>
+    </w:p>
+    <w:p>
+      <w:pPr>
+        <w:rPr>
+          <w:lang w:val="en-US"/>
+        </w:rPr>
+      </w:pPr>
+      <w:r>
+        <w:rPr>
+          <w:lang w:val="en-US"/>
+        </w:rPr>
+        <w:t xml:space="preserve">  number  = {14},</w:t>
+      </w:r>
+    </w:p>
+    <w:p>
+      <w:pPr>
+        <w:rPr>
+          <w:lang w:val="en-US"/>
+        </w:rPr>
+      </w:pPr>
+      <w:r>
+        <w:rPr>
+          <w:lang w:val="en-US"/>
+        </w:rPr>
+        <w:t xml:space="preserve">  </w:t>
+      </w:r>
+      <w:proofErr w:type="spellStart"/>
+      <w:r>
+        <w:rPr>
+          <w:lang w:val="en-US"/>
+        </w:rPr>
+        <w:t>doi</w:t>
+      </w:r>
+      <w:proofErr w:type="spellEnd"/>
+      <w:r>
+        <w:rPr>
+          <w:lang w:val="en-US"/>
+        </w:rPr>
+        <w:t xml:space="preserve">     = {10.1016/j.heliyon.2024.e34016},</w:t>
+      </w:r>
+    </w:p>
+    <w:p>
+      <w:pPr>
+        <w:rPr>
+          <w:lang w:val="en-US"/>
+        </w:rPr>
+      </w:pPr>
+      <w:r>
+        <w:rPr>
+          <w:lang w:val="en-US"/>
+        </w:rPr>
+        <w:t xml:space="preserve">  </w:t>
+      </w:r>
+      <w:proofErr w:type="spellStart"/>
+      <w:r>
+        <w:rPr>
+          <w:lang w:val="en-US"/>
+        </w:rPr>
+        <w:t>url</w:t>
+      </w:r>
+      <w:proofErr w:type="spellEnd"/>
+      <w:r>
+        <w:rPr>
+          <w:lang w:val="en-US"/>
+        </w:rPr>
+        <w:t xml:space="preserve">     = {https://www.cell.com/heliyon/abstract/S2405-8440(24)10047-3}</w:t>
+      </w:r>
+    </w:p>
+    <w:p>
+      <w:pPr>
+        <w:rPr>
+          <w:lang w:val="en-US"/>
+        </w:rPr>
+      </w:pPr>
+      <w:r>
+        <w:rPr>
+          <w:lang w:val="en-US"/>
+        </w:rPr>
+        <w:t>}</w:t>
+      </w:r>
+    </w:p>
+    <w:p>
+      <w:pPr>
+        <w:rPr>
+          <w:lang w:val="en-US"/>
+        </w:rPr>
+      </w:pPr>
+    </w:p>
+    <w:p>
+      <w:pPr>
+        <w:rPr>
+          <w:lang w:val="en-US"/>
+        </w:rPr>
+      </w:pPr>
+      <w:r>
+        <w:rPr>
+          <w:lang w:val="en-US"/>
+        </w:rPr>
+        <w:t>@article{Malla_Bazli_Arashpour_2025,</w:t>
+      </w:r>
+    </w:p>
+    <w:p>
+      <w:pPr>
+        <w:rPr>
+          <w:lang w:val="en-US"/>
+        </w:rPr>
+      </w:pPr>
+      <w:r>
+        <w:rPr>
+          <w:lang w:val="en-US"/>
+        </w:rPr>
+        <w:t xml:space="preserve">  title   = {Enhancing waste recognition with vision-language models: A prompt engineering approach for a scalable solution},</w:t>
+      </w:r>
+    </w:p>
+    <w:p>
+      <w:pPr>
+        <w:rPr>
+          <w:lang w:val="en-US"/>
+        </w:rPr>
+      </w:pPr>
+      <w:r>
+        <w:rPr>
+          <w:lang w:val="en-US"/>
+        </w:rPr>
+        <w:t xml:space="preserve">  author  = {Malla, Hiranya Jeet and </w:t>
+      </w:r>
+      <w:proofErr w:type="spellStart"/>
+      <w:r>
+        <w:rPr>
+          <w:lang w:val="en-US"/>
+        </w:rPr>
+        <w:t>Bazli</w:t>
+      </w:r>
+      <w:proofErr w:type="spellEnd"/>
+      <w:r>
+        <w:rPr>
+          <w:lang w:val="en-US"/>
+        </w:rPr>
+        <w:t xml:space="preserve">, Milad and </w:t>
+      </w:r>
+      <w:proofErr w:type="spellStart"/>
+      <w:r>
+        <w:rPr>
+          <w:lang w:val="en-US"/>
+        </w:rPr>
+        <w:t>Arashpour</w:t>
+      </w:r>
+      <w:proofErr w:type="spellEnd"/>
+      <w:r>
+        <w:rPr>
+          <w:lang w:val="en-US"/>
+        </w:rPr>
+        <w:t>, Mehrdad},</w:t>
+      </w:r>
+    </w:p>
+    <w:p>
+      <w:pPr>
+        <w:rPr>
+          <w:lang w:val="en-US"/>
+        </w:rPr>
+      </w:pPr>
+      <w:r>
+        <w:rPr>
+          <w:lang w:val="en-US"/>
+        </w:rPr>
+        <w:t xml:space="preserve">  journal = {Waste Management},</w:t>
+      </w:r>
+    </w:p>
+    <w:p>
+      <w:pPr>
+        <w:rPr>
+          <w:lang w:val="en-US"/>
+        </w:rPr>
+      </w:pPr>
+      <w:r>
+        <w:rPr>
+          <w:lang w:val="en-US"/>
+        </w:rPr>
+        <w:t xml:space="preserve">  year    = {2025},</w:t>
+      </w:r>
+    </w:p>
+    <w:p>
+      <w:pPr>
+        <w:rPr>
+          <w:lang w:val="en-US"/>
+        </w:rPr>
+      </w:pPr>
+      <w:r>
+        <w:rPr>
+          <w:lang w:val="en-US"/>
+        </w:rPr>
+        <w:t xml:space="preserve">  volume  = {204},</w:t>
+      </w:r>
+    </w:p>
+    <w:p>
+      <w:pPr>
+        <w:rPr>
+          <w:lang w:val="en-US"/>
+        </w:rPr>
+      </w:pPr>
+      <w:r>
+        <w:rPr>
+          <w:lang w:val="en-US"/>
+        </w:rPr>
+        <w:t xml:space="preserve">  pages   = {114939},</w:t>
+      </w:r>
+    </w:p>
+    <w:p>
+      <w:pPr>
+        <w:rPr>
+          <w:lang w:val="en-US"/>
+        </w:rPr>
+      </w:pPr>
+      <w:r>
+        <w:rPr>
+          <w:lang w:val="en-US"/>
+        </w:rPr>
+        <w:t xml:space="preserve">  </w:t>
+      </w:r>
+      <w:proofErr w:type="spellStart"/>
+      <w:r>
+        <w:rPr>
+          <w:lang w:val="en-US"/>
+        </w:rPr>
+        <w:t>doi</w:t>
+      </w:r>
+      <w:proofErr w:type="spellEnd"/>
+      <w:r>
+        <w:rPr>
+          <w:lang w:val="en-US"/>
+        </w:rPr>
+        <w:t xml:space="preserve">     = {10.1016/j.wasman.2025.114939},</w:t>
+      </w:r>
+    </w:p>
+    <w:p>
+      <w:pPr>
+        <w:rPr>
+          <w:lang w:val="en-US"/>
+        </w:rPr>
+      </w:pPr>
+      <w:r>
+        <w:rPr>
+          <w:lang w:val="en-US"/>
+        </w:rPr>
+        <w:t xml:space="preserve">  </w:t>
+      </w:r>
+      <w:proofErr w:type="spellStart"/>
+      <w:r>
+        <w:rPr>
+          <w:lang w:val="en-US"/>
+        </w:rPr>
+        <w:t>url</w:t>
+      </w:r>
+      <w:proofErr w:type="spellEnd"/>
+      <w:r>
+        <w:rPr>
+          <w:lang w:val="en-US"/>
+        </w:rPr>
+        <w:t xml:space="preserve">     = {https://www.sciencedirect.com/science/article/pii/S0956053X25003502}</w:t>
+      </w:r>
+    </w:p>
+    <w:p>
+      <w:pPr>
+        <w:rPr>
+          <w:lang w:val="en-US"/>
+        </w:rPr>
+      </w:pPr>
+      <w:r>
+        <w:rPr>
+          <w:lang w:val="en-US"/>
+        </w:rPr>
+        <w:t>}</w:t>
+      </w:r>
+    </w:p>
+    <w:p>
+      <w:pPr>
+        <w:rPr>
+          <w:lang w:val="en-US"/>
+        </w:rPr>
+      </w:pPr>
+    </w:p>
+    <w:p>
+      <w:pPr>
+        <w:rPr>
+          <w:lang w:val="en-US"/>
+        </w:rPr>
+      </w:pPr>
+      <w:r>
+        <w:rPr>
+          <w:lang w:val="en-US"/>
+        </w:rPr>
+        <w:t>@article{Ni_Chen_Yang_2026,</w:t>
+      </w:r>
+    </w:p>
+    <w:p>
+      <w:pPr>
+        <w:rPr>
+          <w:lang w:val="en-US"/>
+        </w:rPr>
+      </w:pPr>
+      <w:r>
+        <w:rPr>
+          <w:lang w:val="en-US"/>
+        </w:rPr>
+        <w:t xml:space="preserve">  title   = {Towards Open-Vocabulary Industrial Defect Understanding with a Large-Scale Multimodal Dataset},</w:t>
+      </w:r>
+    </w:p>
+    <w:p>
+      <w:pPr>
+        <w:rPr>
+          <w:lang w:val="en-US"/>
+        </w:rPr>
+      </w:pPr>
+      <w:r>
+        <w:rPr>
+          <w:lang w:val="en-US"/>
+        </w:rPr>
+        <w:t xml:space="preserve">  author  = {Ni, </w:t>
+      </w:r>
+      <w:proofErr w:type="spellStart"/>
+      <w:r>
+        <w:rPr>
+          <w:lang w:val="en-US"/>
+        </w:rPr>
+        <w:t>TsaiChing</w:t>
+      </w:r>
+      <w:proofErr w:type="spellEnd"/>
+      <w:r>
+        <w:rPr>
+          <w:lang w:val="en-US"/>
+        </w:rPr>
+        <w:t xml:space="preserve"> and Chen, </w:t>
+      </w:r>
+      <w:proofErr w:type="spellStart"/>
+      <w:r>
+        <w:rPr>
+          <w:lang w:val="en-US"/>
+        </w:rPr>
+        <w:t>ZhenQi</w:t>
+      </w:r>
+      <w:proofErr w:type="spellEnd"/>
+      <w:r>
+        <w:rPr>
+          <w:lang w:val="en-US"/>
+        </w:rPr>
+        <w:t xml:space="preserve"> and Yang, </w:t>
+      </w:r>
+      <w:proofErr w:type="spellStart"/>
+      <w:r>
+        <w:rPr>
+          <w:lang w:val="en-US"/>
+        </w:rPr>
+        <w:t>YuanFu</w:t>
+      </w:r>
+      <w:proofErr w:type="spellEnd"/>
+      <w:r>
+        <w:rPr>
+          <w:lang w:val="en-US"/>
+        </w:rPr>
+        <w:t>},</w:t>
+      </w:r>
+    </w:p>
+    <w:p>
+      <w:pPr>
+        <w:rPr>
+          <w:lang w:val="en-US"/>
+        </w:rPr>
+      </w:pPr>
       <w:r>
         <w:rPr>
           <w:lang w:val="en-US"/>
         </w:rPr>
         <w:lastRenderedPageBreak/>
-        <w:t>validate the final solution with end-users.}, journal={Expert Systems with Applications}, author={Gonçalves, Helena R. and Santos, Cristina P.}, year={2023}, month=</w:t>
+        <w:t xml:space="preserve">  journal = {</w:t>
       </w:r>
       <w:proofErr w:type="spellStart"/>
       <w:r>
         <w:rPr>
           <w:lang w:val="en-US"/>
         </w:rPr>
-        <w:t>feb</w:t>
+        <w:t>arXiv</w:t>
       </w:r>
       <w:proofErr w:type="spellEnd"/>
       <w:r>
         <w:rPr>
           <w:lang w:val="en-US"/>
         </w:rPr>
-        <w:t>, pages={118712} }</w:t>
-      </w:r>
-    </w:p>
-    <w:p>
-      <w:pPr>
-        <w:rPr>
-          <w:lang w:val="en-US"/>
-        </w:rPr>
-      </w:pPr>
-      <w:r>
-        <w:rPr>
-          <w:lang w:val="en-US"/>
-        </w:rPr>
-        <w:t xml:space="preserve">   @article{Kamraoui_Mansencal_Manjon_Coupé_2022, title={Longitudinal detection of new MS lesions using deep learning}, volume={1}, ISSN={2813-1193}, url={https://www.frontiersin.org/journals/neuroimaging/articles/10.3389/fnimg.2022.948235/full}, DOI={10.3389/fnimg.2022.948235}, </w:t>
+        <w:t xml:space="preserve"> preprint},</w:t>
+      </w:r>
+    </w:p>
+    <w:p>
+      <w:pPr>
+        <w:rPr>
+          <w:lang w:val="en-US"/>
+        </w:rPr>
+      </w:pPr>
+      <w:r>
+        <w:rPr>
+          <w:lang w:val="en-US"/>
+        </w:rPr>
+        <w:t xml:space="preserve">  year    = {2026},</w:t>
+      </w:r>
+    </w:p>
+    <w:p>
+      <w:pPr>
+        <w:rPr>
+          <w:lang w:val="en-US"/>
+        </w:rPr>
+      </w:pPr>
+      <w:r>
+        <w:rPr>
+          <w:lang w:val="en-US"/>
+        </w:rPr>
+        <w:t xml:space="preserve">  </w:t>
       </w:r>
       <w:proofErr w:type="spellStart"/>
       <w:r>
         <w:rPr>
           <w:lang w:val="en-US"/>
         </w:rPr>
-        <w:t>abstractNote</w:t>
+        <w:t>doi</w:t>
       </w:r>
       <w:proofErr w:type="spellEnd"/>
       <w:r>
         <w:rPr>
           <w:lang w:val="en-US"/>
         </w:rPr>
-        <w:t xml:space="preserve">={The detection of new multiple sclerosis (MS) lesions is an important marker of the </w:t>
+        <w:t xml:space="preserve">     = {10.48550/arXiv.2512.24160},</w:t>
+      </w:r>
+    </w:p>
+    <w:p>
+      <w:pPr>
+        <w:rPr>
+          <w:lang w:val="en-US"/>
+        </w:rPr>
+      </w:pPr>
+      <w:r>
+        <w:rPr>
+          <w:lang w:val="en-US"/>
+        </w:rPr>
+        <w:t xml:space="preserve">  </w:t>
       </w:r>
       <w:proofErr w:type="spellStart"/>
       <w:r>
         <w:rPr>
           <w:lang w:val="en-US"/>
         </w:rPr>
-        <w:t>evolutionof</w:t>
+        <w:t>url</w:t>
       </w:r>
       <w:proofErr w:type="spellEnd"/>
       <w:r>
         <w:rPr>
           <w:lang w:val="en-US"/>
         </w:rPr>
-        <w:t xml:space="preserve"> the disease. The applicability of learning-based methods could automate this task </w:t>
+        <w:t xml:space="preserve">     = {https://arxiv.org/abs/2512.24160},</w:t>
+      </w:r>
+    </w:p>
+    <w:p>
+      <w:pPr>
+        <w:rPr>
+          <w:lang w:val="en-US"/>
+        </w:rPr>
+      </w:pPr>
+      <w:r>
+        <w:rPr>
+          <w:lang w:val="en-US"/>
+        </w:rPr>
+        <w:t xml:space="preserve">  note    = {arXiv:2512.24160 [cs]}</w:t>
+      </w:r>
+    </w:p>
+    <w:p>
+      <w:pPr>
+        <w:rPr>
+          <w:lang w:val="en-US"/>
+        </w:rPr>
+      </w:pPr>
+      <w:r>
+        <w:rPr>
+          <w:lang w:val="en-US"/>
+        </w:rPr>
+        <w:t>}</w:t>
+      </w:r>
+    </w:p>
+    <w:p>
+      <w:pPr>
+        <w:rPr>
+          <w:lang w:val="en-US"/>
+        </w:rPr>
+      </w:pPr>
+    </w:p>
+    <w:p>
+      <w:pPr>
+        <w:rPr>
+          <w:lang w:val="en-US"/>
+        </w:rPr>
+      </w:pPr>
+      <w:r>
+        <w:rPr>
+          <w:lang w:val="en-US"/>
+        </w:rPr>
+        <w:t>@article{Shang_Xu_Zhang_Liu_Wang_Ren_Zhang_Dong_He_2023,</w:t>
+      </w:r>
+    </w:p>
+    <w:p>
+      <w:pPr>
+        <w:rPr>
+          <w:lang w:val="en-US"/>
+        </w:rPr>
+      </w:pPr>
+      <w:r>
+        <w:rPr>
+          <w:lang w:val="en-US"/>
+        </w:rPr>
+        <w:t xml:space="preserve">  title   = {Automatic Pixel-level pavement sealed crack detection using Multi-fusion U-Net network},</w:t>
+      </w:r>
+    </w:p>
+    <w:p>
+      <w:pPr>
+        <w:rPr>
+          <w:lang w:val="en-US"/>
+        </w:rPr>
+      </w:pPr>
+      <w:r>
+        <w:rPr>
+          <w:lang w:val="en-US"/>
+        </w:rPr>
+        <w:t xml:space="preserve">  author  = {Shang, Jing and Xu, Jie and Zhang, Allen A. and Liu, Yang and Wang, Kelvin C. P. and Ren, </w:t>
       </w:r>
       <w:proofErr w:type="spellStart"/>
       <w:r>
         <w:rPr>
           <w:lang w:val="en-US"/>
         </w:rPr>
-        <w:t>efficiently.However</w:t>
+        <w:t>Dongya</w:t>
       </w:r>
       <w:proofErr w:type="spellEnd"/>
       <w:r>
         <w:rPr>
           <w:lang w:val="en-US"/>
         </w:rPr>
-        <w:t xml:space="preserve">, the lack of annotated longitudinal data with new-appearing lesions is a limiting factor </w:t>
+        <w:t xml:space="preserve"> and Zhang, Hang and Dong, </w:t>
       </w:r>
       <w:proofErr w:type="spellStart"/>
       <w:r>
         <w:rPr>
           <w:lang w:val="en-US"/>
         </w:rPr>
-        <w:t>forthe</w:t>
+        <w:t>Zishuo</w:t>
       </w:r>
       <w:proofErr w:type="spellEnd"/>
       <w:r>
         <w:rPr>
           <w:lang w:val="en-US"/>
         </w:rPr>
-        <w:t xml:space="preserve"> training of robust and generalizing models. In this work, we describe a deep-learning-</w:t>
+        <w:t xml:space="preserve"> and He, </w:t>
       </w:r>
       <w:proofErr w:type="spellStart"/>
       <w:r>
         <w:rPr>
           <w:lang w:val="en-US"/>
         </w:rPr>
-        <w:t>basedpipeline</w:t>
+        <w:t>Anzheng</w:t>
       </w:r>
       <w:proofErr w:type="spellEnd"/>
       <w:r>
         <w:rPr>
           <w:lang w:val="en-US"/>
         </w:rPr>
-        <w:t xml:space="preserve"> addressing the challenging task of detecting and segmenting new MS lesions. </w:t>
+        <w:t>},</w:t>
+      </w:r>
+    </w:p>
+    <w:p>
+      <w:pPr>
+        <w:rPr>
+          <w:lang w:val="en-US"/>
+        </w:rPr>
+      </w:pPr>
+      <w:r>
+        <w:rPr>
+          <w:lang w:val="en-US"/>
+        </w:rPr>
+        <w:t xml:space="preserve">  journal = {Measurement},</w:t>
+      </w:r>
+    </w:p>
+    <w:p>
+      <w:pPr>
+        <w:rPr>
+          <w:lang w:val="en-US"/>
+        </w:rPr>
+      </w:pPr>
+      <w:r>
+        <w:rPr>
+          <w:lang w:val="en-US"/>
+        </w:rPr>
+        <w:t xml:space="preserve">  year    = {2023},</w:t>
+      </w:r>
+    </w:p>
+    <w:p>
+      <w:pPr>
+        <w:rPr>
+          <w:lang w:val="en-US"/>
+        </w:rPr>
+      </w:pPr>
+      <w:r>
+        <w:rPr>
+          <w:lang w:val="en-US"/>
+        </w:rPr>
+        <w:t xml:space="preserve">  volume  = {208},</w:t>
+      </w:r>
+    </w:p>
+    <w:p>
+      <w:pPr>
+        <w:rPr>
+          <w:lang w:val="en-US"/>
+        </w:rPr>
+      </w:pPr>
+      <w:r>
+        <w:rPr>
+          <w:lang w:val="en-US"/>
+        </w:rPr>
+        <w:t xml:space="preserve">  pages   = {112475},</w:t>
+      </w:r>
+    </w:p>
+    <w:p>
+      <w:pPr>
+        <w:rPr>
+          <w:lang w:val="en-US"/>
+        </w:rPr>
+      </w:pPr>
+      <w:r>
+        <w:rPr>
+          <w:lang w:val="en-US"/>
+        </w:rPr>
+        <w:t xml:space="preserve">  </w:t>
       </w:r>
       <w:proofErr w:type="spellStart"/>
       <w:r>
         <w:rPr>
           <w:lang w:val="en-US"/>
         </w:rPr>
-        <w:t>First,we</w:t>
+        <w:t>doi</w:t>
       </w:r>
       <w:proofErr w:type="spellEnd"/>
       <w:r>
         <w:rPr>
           <w:lang w:val="en-US"/>
         </w:rPr>
-        <w:t xml:space="preserve"> propose to use transfer-learning from a model trained on a segmentation task using </w:t>
+        <w:t xml:space="preserve">     = {10.1016/j.measurement.2023.112475},</w:t>
+      </w:r>
+    </w:p>
+    <w:p>
+      <w:pPr>
+        <w:rPr>
+          <w:lang w:val="en-US"/>
+        </w:rPr>
+      </w:pPr>
+      <w:r>
+        <w:rPr>
+          <w:lang w:val="en-US"/>
+        </w:rPr>
+        <w:t xml:space="preserve">  </w:t>
       </w:r>
       <w:proofErr w:type="spellStart"/>
       <w:r>
         <w:rPr>
           <w:lang w:val="en-US"/>
         </w:rPr>
-        <w:t>singletime</w:t>
+        <w:t>url</w:t>
       </w:r>
       <w:proofErr w:type="spellEnd"/>
       <w:r>
         <w:rPr>
           <w:lang w:val="en-US"/>
         </w:rPr>
-        <w:t xml:space="preserve">-points. Therefore, we exploit knowledge from an easier task and for which more </w:t>
+        <w:t xml:space="preserve">     = {https://www.sciencedirect.com/science/article/pii/S0263224123000398}</w:t>
+      </w:r>
+    </w:p>
+    <w:p>
+      <w:pPr>
+        <w:rPr>
+          <w:lang w:val="en-US"/>
+        </w:rPr>
+      </w:pPr>
+      <w:r>
+        <w:rPr>
+          <w:lang w:val="en-US"/>
+        </w:rPr>
+        <w:t>}</w:t>
+      </w:r>
+    </w:p>
+    <w:p>
+      <w:pPr>
+        <w:rPr>
+          <w:lang w:val="en-US"/>
+        </w:rPr>
+      </w:pPr>
+    </w:p>
+    <w:p>
+      <w:pPr>
+        <w:rPr>
+          <w:lang w:val="en-US"/>
+        </w:rPr>
+      </w:pPr>
+      <w:r>
+        <w:rPr>
+          <w:lang w:val="en-US"/>
+        </w:rPr>
+        <w:t>@inproceedings{Sukel_Rudinac_Worring_2020,</w:t>
+      </w:r>
+    </w:p>
+    <w:p>
+      <w:pPr>
+        <w:rPr>
+          <w:lang w:val="en-US"/>
+        </w:rPr>
+      </w:pPr>
+      <w:r>
+        <w:rPr>
+          <w:lang w:val="en-US"/>
+        </w:rPr>
+        <w:t xml:space="preserve">  title     = {Detecting Urban Issues With the Object Detection Kit},</w:t>
+      </w:r>
+    </w:p>
+    <w:p>
+      <w:pPr>
+        <w:rPr>
+          <w:lang w:val="en-US"/>
+        </w:rPr>
+      </w:pPr>
+      <w:r>
+        <w:rPr>
+          <w:lang w:val="en-US"/>
+        </w:rPr>
+        <w:t xml:space="preserve">  author    = {Sukel, Maarten and </w:t>
       </w:r>
       <w:proofErr w:type="spellStart"/>
       <w:r>
         <w:rPr>
           <w:lang w:val="en-US"/>
         </w:rPr>
-        <w:t>annotateddatasets</w:t>
+        <w:t>Rudinac</w:t>
       </w:r>
       <w:proofErr w:type="spellEnd"/>
       <w:r>
         <w:rPr>
           <w:lang w:val="en-US"/>
         </w:rPr>
-        <w:t xml:space="preserve"> are available. Second, we propose a data synthesis strategy to generate </w:t>
+        <w:t>, Stevan and Worring, Marcel},</w:t>
+      </w:r>
+    </w:p>
+    <w:p>
+      <w:pPr>
+        <w:rPr>
+          <w:lang w:val="en-US"/>
+        </w:rPr>
+      </w:pPr>
+      <w:r>
+        <w:rPr>
+          <w:lang w:val="en-US"/>
+        </w:rPr>
+        <w:t xml:space="preserve">  </w:t>
       </w:r>
       <w:proofErr w:type="spellStart"/>
       <w:r>
         <w:rPr>
           <w:lang w:val="en-US"/>
         </w:rPr>
-        <w:t>realisticlongitudinal</w:t>
+        <w:t>booktitle</w:t>
       </w:r>
       <w:proofErr w:type="spellEnd"/>
       <w:r>
         <w:rPr>
           <w:lang w:val="en-US"/>
         </w:rPr>
-        <w:t xml:space="preserve"> time-points with new lesions using single time-point scans. In this way, we </w:t>
+        <w:t xml:space="preserve"> = {Proceedings of the 28th ACM International Conference on Multimedia},</w:t>
+      </w:r>
+    </w:p>
+    <w:p>
+      <w:pPr>
+        <w:rPr>
+          <w:lang w:val="en-US"/>
+        </w:rPr>
+      </w:pPr>
+      <w:r>
+        <w:rPr>
+          <w:lang w:val="en-US"/>
+        </w:rPr>
+        <w:t xml:space="preserve">  year      = {2020},</w:t>
+      </w:r>
+    </w:p>
+    <w:p>
+      <w:pPr>
+        <w:rPr>
+          <w:lang w:val="en-US"/>
+        </w:rPr>
+      </w:pPr>
+      <w:r>
+        <w:rPr>
+          <w:lang w:val="en-US"/>
+        </w:rPr>
+        <w:t xml:space="preserve">  pages     = {4518--4520},</w:t>
+      </w:r>
+    </w:p>
+    <w:p>
+      <w:pPr>
+        <w:rPr>
+          <w:lang w:val="en-US"/>
+        </w:rPr>
+      </w:pPr>
+      <w:r>
+        <w:rPr>
+          <w:lang w:val="en-US"/>
+        </w:rPr>
+        <w:t xml:space="preserve">  </w:t>
       </w:r>
       <w:proofErr w:type="spellStart"/>
       <w:r>
         <w:rPr>
           <w:lang w:val="en-US"/>
         </w:rPr>
-        <w:t>pretrainour</w:t>
+        <w:t>doi</w:t>
       </w:r>
       <w:proofErr w:type="spellEnd"/>
       <w:r>
         <w:rPr>
           <w:lang w:val="en-US"/>
         </w:rPr>
-        <w:t xml:space="preserve"> detection model on large synthetic annotated datasets. Finally, we use a data-</w:t>
+        <w:t xml:space="preserve">       = {10.1145/3394171.3414427},</w:t>
+      </w:r>
+    </w:p>
+    <w:p>
+      <w:pPr>
+        <w:rPr>
+          <w:lang w:val="en-US"/>
+        </w:rPr>
+      </w:pPr>
+      <w:r>
+        <w:rPr>
+          <w:lang w:val="en-US"/>
+        </w:rPr>
+        <w:t xml:space="preserve">  </w:t>
       </w:r>
       <w:proofErr w:type="spellStart"/>
       <w:r>
         <w:rPr>
           <w:lang w:val="en-US"/>
         </w:rPr>
-        <w:t>augmentationtechnique</w:t>
+        <w:t>url</w:t>
       </w:r>
       <w:proofErr w:type="spellEnd"/>
       <w:r>
         <w:rPr>
           <w:lang w:val="en-US"/>
         </w:rPr>
-        <w:t xml:space="preserve"> designed to simulate data diversity in MRI. By doing that, we increase the size of </w:t>
+        <w:t xml:space="preserve">       = {https://dl.acm.org/doi/10.1145/3394171.3414427}</w:t>
+      </w:r>
+    </w:p>
+    <w:p>
+      <w:pPr>
+        <w:rPr>
+          <w:lang w:val="en-US"/>
+        </w:rPr>
+      </w:pPr>
+      <w:r>
+        <w:rPr>
+          <w:lang w:val="en-US"/>
+        </w:rPr>
+        <w:t>}</w:t>
+      </w:r>
+    </w:p>
+    <w:p>
+      <w:pPr>
+        <w:rPr>
+          <w:lang w:val="en-US"/>
+        </w:rPr>
+      </w:pPr>
+    </w:p>
+    <w:p>
+      <w:pPr>
+        <w:rPr>
+          <w:lang w:val="en-US"/>
+        </w:rPr>
+      </w:pPr>
+      <w:r>
+        <w:rPr>
+          <w:lang w:val="en-US"/>
+        </w:rPr>
+        <w:t>@article{Tan_Zhai_Zhai_2024,</w:t>
+      </w:r>
+    </w:p>
+    <w:p>
+      <w:pPr>
+        <w:rPr>
+          <w:lang w:val="en-US"/>
+        </w:rPr>
+      </w:pPr>
+      <w:r>
+        <w:rPr>
+          <w:lang w:val="en-US"/>
+        </w:rPr>
+        <w:t xml:space="preserve">  title   = {Foreign object detection in urban rail transit based on deep differentiation segmentation neural network},</w:t>
+      </w:r>
+    </w:p>
+    <w:p>
+      <w:pPr>
+        <w:rPr>
+          <w:lang w:val="en-US"/>
+        </w:rPr>
+      </w:pPr>
+      <w:r>
+        <w:rPr>
+          <w:lang w:val="en-US"/>
+        </w:rPr>
+        <w:t xml:space="preserve">  author  = {Tan, </w:t>
       </w:r>
       <w:proofErr w:type="spellStart"/>
       <w:r>
         <w:rPr>
           <w:lang w:val="en-US"/>
         </w:rPr>
-        <w:t>theavailable</w:t>
+        <w:t>Feigang</w:t>
       </w:r>
       <w:proofErr w:type="spellEnd"/>
       <w:r>
         <w:rPr>
           <w:lang w:val="en-US"/>
         </w:rPr>
-        <w:t xml:space="preserve"> small annotated longitudinal datasets. Our ablation study showed that each </w:t>
+        <w:t xml:space="preserve"> and Zhai, Min and Zhai, Cong},</w:t>
+      </w:r>
+    </w:p>
+    <w:p>
+      <w:pPr>
+        <w:rPr>
+          <w:lang w:val="en-US"/>
+        </w:rPr>
+      </w:pPr>
+      <w:r>
+        <w:rPr>
+          <w:lang w:val="en-US"/>
+        </w:rPr>
+        <w:t xml:space="preserve">  journal = {</w:t>
       </w:r>
       <w:proofErr w:type="spellStart"/>
       <w:r>
         <w:rPr>
           <w:lang w:val="en-US"/>
         </w:rPr>
-        <w:t>contributionlead</w:t>
+        <w:t>Heliyon</w:t>
       </w:r>
       <w:proofErr w:type="spellEnd"/>
       <w:r>
         <w:rPr>
           <w:lang w:val="en-US"/>
         </w:rPr>
-        <w:t xml:space="preserve"> to an enhancement of the segmentation accuracy. Using the proposed pipeline, we </w:t>
+        <w:t>},</w:t>
+      </w:r>
+    </w:p>
+    <w:p>
+      <w:pPr>
+        <w:rPr>
+          <w:lang w:val="en-US"/>
+        </w:rPr>
+      </w:pPr>
+      <w:r>
+        <w:rPr>
+          <w:lang w:val="en-US"/>
+        </w:rPr>
+        <w:t xml:space="preserve">  year    = {2024},</w:t>
+      </w:r>
+    </w:p>
+    <w:p>
+      <w:pPr>
+        <w:rPr>
+          <w:lang w:val="en-US"/>
+        </w:rPr>
+      </w:pPr>
+      <w:r>
+        <w:rPr>
+          <w:lang w:val="en-US"/>
+        </w:rPr>
+        <w:t xml:space="preserve">  volume  = {10},</w:t>
+      </w:r>
+    </w:p>
+    <w:p>
+      <w:pPr>
+        <w:rPr>
+          <w:lang w:val="en-US"/>
+        </w:rPr>
+      </w:pPr>
+      <w:r>
+        <w:rPr>
+          <w:lang w:val="en-US"/>
+        </w:rPr>
+        <w:t xml:space="preserve">  number  = {17},</w:t>
+      </w:r>
+    </w:p>
+    <w:p>
+      <w:pPr>
+        <w:rPr>
+          <w:lang w:val="en-US"/>
+        </w:rPr>
+      </w:pPr>
+      <w:r>
+        <w:rPr>
+          <w:lang w:val="en-US"/>
+        </w:rPr>
+        <w:t xml:space="preserve">  </w:t>
       </w:r>
       <w:proofErr w:type="spellStart"/>
       <w:r>
         <w:rPr>
           <w:lang w:val="en-US"/>
         </w:rPr>
-        <w:t>obtainedthe</w:t>
+        <w:t>doi</w:t>
       </w:r>
       <w:proofErr w:type="spellEnd"/>
       <w:r>
         <w:rPr>
           <w:lang w:val="en-US"/>
         </w:rPr>
-        <w:t xml:space="preserve"> best score for the segmentation and the detection of new MS lesions in the MSSEG2 </w:t>
+        <w:t xml:space="preserve">     = {10.1016/j.heliyon.2024.e37072},</w:t>
+      </w:r>
+    </w:p>
+    <w:p>
+      <w:pPr>
+        <w:rPr>
+          <w:lang w:val="en-US"/>
+        </w:rPr>
+      </w:pPr>
+      <w:r>
+        <w:rPr>
+          <w:lang w:val="en-US"/>
+        </w:rPr>
+        <w:t xml:space="preserve">  </w:t>
       </w:r>
       <w:proofErr w:type="spellStart"/>
       <w:r>
         <w:rPr>
           <w:lang w:val="en-US"/>
         </w:rPr>
-        <w:t>MICCAIchallenge</w:t>
+        <w:t>url</w:t>
       </w:r>
       <w:proofErr w:type="spellEnd"/>
       <w:r>
         <w:rPr>
           <w:lang w:val="en-US"/>
         </w:rPr>
-        <w:t>.}, journal={Frontiers in Neuroimaging}, author={</w:t>
+        <w:t xml:space="preserve">     = {https://www.cell.com/heliyon/abstract/S2405-8440(24)13103-9}</w:t>
+      </w:r>
+    </w:p>
+    <w:p>
+      <w:pPr>
+        <w:rPr>
+          <w:lang w:val="en-US"/>
+        </w:rPr>
+      </w:pPr>
+      <w:r>
+        <w:rPr>
+          <w:lang w:val="en-US"/>
+        </w:rPr>
+        <w:t>}</w:t>
+      </w:r>
+    </w:p>
+    <w:p>
+      <w:pPr>
+        <w:rPr>
+          <w:lang w:val="en-US"/>
+        </w:rPr>
+      </w:pPr>
+    </w:p>
+    <w:p>
+      <w:pPr>
+        <w:rPr>
+          <w:lang w:val="en-US"/>
+        </w:rPr>
+      </w:pPr>
+      <w:r>
+        <w:rPr>
+          <w:lang w:val="en-US"/>
+        </w:rPr>
+        <w:t>@inproceedings{Wen_Chen_2024,</w:t>
+      </w:r>
+    </w:p>
+    <w:p>
+      <w:pPr>
+        <w:rPr>
+          <w:lang w:val="en-US"/>
+        </w:rPr>
+      </w:pPr>
+      <w:r>
+        <w:rPr>
+          <w:lang w:val="en-US"/>
+        </w:rPr>
+        <w:t xml:space="preserve">  title     = {Autonomous Detection and Assessment of Indoor Building Defects Using Multimodal Learning and GPT},</w:t>
+      </w:r>
+    </w:p>
+    <w:p>
+      <w:pPr>
+        <w:rPr>
+          <w:lang w:val="en-US"/>
+        </w:rPr>
+      </w:pPr>
+      <w:r>
+        <w:rPr>
+          <w:lang w:val="en-US"/>
+        </w:rPr>
+        <w:t xml:space="preserve">  author    = {Wen, Yining and Chen, Kaiwen},</w:t>
+      </w:r>
+    </w:p>
+    <w:p>
+      <w:pPr>
+        <w:rPr>
+          <w:lang w:val="en-US"/>
+        </w:rPr>
+      </w:pPr>
+      <w:r>
+        <w:rPr>
+          <w:lang w:val="en-US"/>
+        </w:rPr>
+        <w:t xml:space="preserve">  </w:t>
       </w:r>
       <w:proofErr w:type="spellStart"/>
       <w:r>
         <w:rPr>
           <w:lang w:val="en-US"/>
         </w:rPr>
-        <w:t>Kamraoui</w:t>
+        <w:t>booktitle</w:t>
       </w:r>
       <w:proofErr w:type="spellEnd"/>
       <w:r>
         <w:rPr>
           <w:lang w:val="en-US"/>
         </w:rPr>
-        <w:t xml:space="preserve">, Reda Abdellah and </w:t>
+        <w:t xml:space="preserve"> = {Construction Research Congress 2024},</w:t>
+      </w:r>
+    </w:p>
+    <w:p>
+      <w:pPr>
+        <w:rPr>
+          <w:lang w:val="en-US"/>
+        </w:rPr>
+      </w:pPr>
+      <w:r>
+        <w:rPr>
+          <w:lang w:val="en-US"/>
+        </w:rPr>
+        <w:t xml:space="preserve">  year      = {2024},</w:t>
+      </w:r>
+    </w:p>
+    <w:p>
+      <w:pPr>
+        <w:rPr>
+          <w:lang w:val="en-US"/>
+        </w:rPr>
+      </w:pPr>
+      <w:r>
+        <w:rPr>
+          <w:lang w:val="en-US"/>
+        </w:rPr>
+        <w:t xml:space="preserve">  pages     = {1001--1009},</w:t>
+      </w:r>
+    </w:p>
+    <w:p>
+      <w:pPr>
+        <w:rPr>
+          <w:lang w:val="en-US"/>
+        </w:rPr>
+      </w:pPr>
+      <w:r>
+        <w:rPr>
+          <w:lang w:val="en-US"/>
+        </w:rPr>
+        <w:t xml:space="preserve">  </w:t>
       </w:r>
       <w:proofErr w:type="spellStart"/>
       <w:r>
         <w:rPr>
           <w:lang w:val="en-US"/>
         </w:rPr>
-        <w:t>Mansencal</w:t>
+        <w:t>doi</w:t>
       </w:r>
       <w:proofErr w:type="spellEnd"/>
       <w:r>
         <w:rPr>
           <w:lang w:val="en-US"/>
         </w:rPr>
-        <w:t xml:space="preserve">, Boris and </w:t>
+        <w:t xml:space="preserve">       = {10.1061/9780784485262.102},</w:t>
+      </w:r>
+    </w:p>
+    <w:p>
+      <w:pPr>
+        <w:rPr>
+          <w:lang w:val="en-US"/>
+        </w:rPr>
+      </w:pPr>
+      <w:r>
+        <w:rPr>
+          <w:lang w:val="en-US"/>
+        </w:rPr>
+        <w:t xml:space="preserve">  </w:t>
       </w:r>
       <w:proofErr w:type="spellStart"/>
       <w:r>
         <w:rPr>
           <w:lang w:val="en-US"/>
         </w:rPr>
-        <w:t>Manjon</w:t>
+        <w:t>url</w:t>
       </w:r>
       <w:proofErr w:type="spellEnd"/>
       <w:r>
         <w:rPr>
           <w:lang w:val="en-US"/>
         </w:rPr>
-        <w:t>, José V. and Coupé, Pierrick}, year={2022}, month=</w:t>
+        <w:t xml:space="preserve">       = {https://ascelibrary.com/doi/10.1061/9780784485262.102}</w:t>
+      </w:r>
+    </w:p>
+    <w:p>
+      <w:pPr>
+        <w:rPr>
+          <w:lang w:val="en-US"/>
+        </w:rPr>
+      </w:pPr>
+      <w:r>
+        <w:rPr>
+          <w:lang w:val="en-US"/>
+        </w:rPr>
+        <w:t>}</w:t>
+      </w:r>
+    </w:p>
+    <w:p>
+      <w:pPr>
+        <w:rPr>
+          <w:lang w:val="en-US"/>
+        </w:rPr>
+      </w:pPr>
+    </w:p>
+    <w:p>
+      <w:pPr>
+        <w:rPr>
+          <w:lang w:val="en-US"/>
+        </w:rPr>
+      </w:pPr>
+      <w:r>
+        <w:rPr>
+          <w:lang w:val="en-US"/>
+        </w:rPr>
+        <w:t>% Duplicate-</w:t>
       </w:r>
       <w:proofErr w:type="spellStart"/>
       <w:r>
         <w:rPr>
           <w:lang w:val="en-US"/>
         </w:rPr>
-        <w:t>aug</w:t>
+        <w:t>ish</w:t>
       </w:r>
       <w:proofErr w:type="spellEnd"/>
       <w:r>
         <w:rPr>
           <w:lang w:val="en-US"/>
         </w:rPr>
-        <w:t>, language={English} }</w:t>
-      </w:r>
-    </w:p>
-    <w:p>
-      <w:pPr>
-        <w:rPr>
-          <w:lang w:val="en-US"/>
-        </w:rPr>
-      </w:pPr>
-      <w:r>
-        <w:rPr>
-          <w:lang w:val="en-US"/>
-        </w:rPr>
-        <w:t xml:space="preserve">   @article{Kang_Kim_Kim_2025, title={Improvement of the defect inspection process of deteriorated buildings with scan to BIM and image-based automatic defect classification}, volume={99}, ISSN={2352-7102}, url={https://www.sciencedirect.com/science/article/pii/S2352710224031693}, DOI={10.1016/j.jobe.2024.111601}, </w:t>
+        <w:t xml:space="preserve"> source (ResearchGate hosting). Keep only if you really cite ResearchGate.</w:t>
+      </w:r>
+    </w:p>
+    <w:p>
+      <w:pPr>
+        <w:rPr>
+          <w:lang w:val="en-US"/>
+        </w:rPr>
+      </w:pPr>
+      <w:r>
+        <w:rPr>
+          <w:lang w:val="en-US"/>
+        </w:rPr>
+        <w:t>@misc{Autonomous Detection and Assessment of Indoor Building Defects Using Multimodal Learning and GPT | Request PDF_2023,</w:t>
+      </w:r>
+    </w:p>
+    <w:p>
+      <w:pPr>
+        <w:rPr>
+          <w:lang w:val="en-US"/>
+        </w:rPr>
+      </w:pPr>
+      <w:r>
+        <w:rPr>
+          <w:lang w:val="en-US"/>
+        </w:rPr>
+        <w:t xml:space="preserve">  title        = {Autonomous Detection and Assessment of Indoor Building Defects Using Multimodal Learning and GPT},</w:t>
+      </w:r>
+    </w:p>
+    <w:p>
+      <w:pPr>
+        <w:rPr>
+          <w:lang w:val="en-US"/>
+        </w:rPr>
+      </w:pPr>
+      <w:r>
+        <w:rPr>
+          <w:lang w:val="en-US"/>
+        </w:rPr>
+        <w:lastRenderedPageBreak/>
+        <w:t xml:space="preserve">  </w:t>
       </w:r>
       <w:proofErr w:type="spellStart"/>
       <w:r>
         <w:rPr>
           <w:lang w:val="en-US"/>
         </w:rPr>
-        <w:t>abstractNote</w:t>
+        <w:t>howpublished</w:t>
       </w:r>
       <w:proofErr w:type="spellEnd"/>
       <w:r>
         <w:rPr>
           <w:lang w:val="en-US"/>
         </w:rPr>
-        <w:t>={Currently, safety inspections of aging buildings are conducted by inspectors manually recording defects identified through visual inspection of paper blueprints, which carries the risk of data loss and potential issues with the reliability of the inspection results. This paper proposes an integrated defect information management process that utilizes a CNN model and Scan to BIM technology to solve these problems. This study developed a CNN-based deep learning model that detects defects in the exterior walls of aging buildings using image data and classifies them into five types. Additionally, BIM scanning was implemented using a laser scanner to acquire shape information from existing buildings without blueprints and digital data. A Construction Operations Building Information Exchange (</w:t>
+        <w:t xml:space="preserve"> = {ResearchGate},</w:t>
+      </w:r>
+    </w:p>
+    <w:p>
+      <w:pPr>
+        <w:rPr>
+          <w:lang w:val="en-US"/>
+        </w:rPr>
+      </w:pPr>
+      <w:r>
+        <w:rPr>
+          <w:lang w:val="en-US"/>
+        </w:rPr>
+        <w:t xml:space="preserve">  year         = {2023},</w:t>
+      </w:r>
+    </w:p>
+    <w:p>
+      <w:pPr>
+        <w:rPr>
+          <w:lang w:val="en-US"/>
+        </w:rPr>
+      </w:pPr>
+      <w:r>
+        <w:rPr>
+          <w:lang w:val="en-US"/>
+        </w:rPr>
+        <w:t xml:space="preserve">  </w:t>
       </w:r>
       <w:proofErr w:type="spellStart"/>
       <w:r>
         <w:rPr>
           <w:lang w:val="en-US"/>
         </w:rPr>
-        <w:t>COBie</w:t>
+        <w:t>url</w:t>
       </w:r>
       <w:proofErr w:type="spellEnd"/>
       <w:r>
         <w:rPr>
           <w:lang w:val="en-US"/>
         </w:rPr>
-        <w:t xml:space="preserve">) file was defined for managing defect data, with a Dynamo script developed to automatically </w:t>
-      </w:r>
+        <w:t xml:space="preserve">          = {https://www.researchgate.net/publication/379063396_Autonomous_Detection_and_Assessment_of_Indoor_Building_Defects_Using_Multimodal_Learning_and_GPT},</w:t>
+      </w:r>
+    </w:p>
+    <w:p>
+      <w:pPr>
+        <w:rPr>
+          <w:lang w:val="en-US"/>
+        </w:rPr>
+      </w:pPr>
+      <w:r>
+        <w:rPr>
+          <w:lang w:val="en-US"/>
+        </w:rPr>
+        <w:t xml:space="preserve">  note         = {Accessed: 2026-02-17}</w:t>
+      </w:r>
+    </w:p>
+    <w:p>
+      <w:pPr>
+        <w:rPr>
+          <w:lang w:val="en-US"/>
+        </w:rPr>
+      </w:pPr>
+      <w:r>
+        <w:rPr>
+          <w:lang w:val="en-US"/>
+        </w:rPr>
+        <w:t>}</w:t>
+      </w:r>
+    </w:p>
+    <w:p>
+      <w:pPr>
+        <w:rPr>
+          <w:lang w:val="en-US"/>
+        </w:rPr>
+      </w:pPr>
+    </w:p>
+    <w:p>
+      <w:pPr>
+        <w:rPr>
+          <w:lang w:val="en-US"/>
+        </w:rPr>
+      </w:pPr>
+      <w:r>
+        <w:rPr>
+          <w:lang w:val="en-US"/>
+        </w:rPr>
+        <w:t>@misc{Data,</w:t>
+      </w:r>
+    </w:p>
+    <w:p>
+      <w:pPr>
+        <w:rPr>
+          <w:lang w:val="en-US"/>
+        </w:rPr>
+      </w:pPr>
+      <w:r>
+        <w:rPr>
+          <w:lang w:val="en-US"/>
+        </w:rPr>
+        <w:t xml:space="preserve">  title        = {MSSEG-2 Data Portal},</w:t>
+      </w:r>
+    </w:p>
+    <w:p>
+      <w:pPr>
+        <w:rPr>
+          <w:lang w:val="en-US"/>
+        </w:rPr>
+      </w:pPr>
+      <w:r>
+        <w:rPr>
+          <w:lang w:val="en-US"/>
+        </w:rPr>
+        <w:t xml:space="preserve">  </w:t>
+      </w:r>
+      <w:proofErr w:type="spellStart"/>
+      <w:r>
+        <w:rPr>
+          <w:lang w:val="en-US"/>
+        </w:rPr>
+        <w:t>howpublished</w:t>
+      </w:r>
+      <w:proofErr w:type="spellEnd"/>
+      <w:r>
+        <w:rPr>
+          <w:lang w:val="en-US"/>
+        </w:rPr>
+        <w:t xml:space="preserve"> = {Online dataset portal},</w:t>
+      </w:r>
+    </w:p>
+    <w:p>
+      <w:pPr>
+        <w:rPr>
+          <w:lang w:val="en-US"/>
+        </w:rPr>
+      </w:pPr>
+      <w:r>
+        <w:rPr>
+          <w:lang w:val="en-US"/>
+        </w:rPr>
+        <w:t xml:space="preserve">  </w:t>
+      </w:r>
+      <w:proofErr w:type="spellStart"/>
+      <w:r>
+        <w:rPr>
+          <w:lang w:val="en-US"/>
+        </w:rPr>
+        <w:t>url</w:t>
+      </w:r>
+      <w:proofErr w:type="spellEnd"/>
+      <w:r>
+        <w:rPr>
+          <w:lang w:val="en-US"/>
+        </w:rPr>
+        <w:t xml:space="preserve">          = {https://portal.fli-iam.irisa.fr/msseg-2/data/},</w:t>
+      </w:r>
+    </w:p>
+    <w:p>
+      <w:pPr>
+        <w:rPr>
+          <w:lang w:val="en-US"/>
+        </w:rPr>
+      </w:pPr>
+      <w:r>
+        <w:rPr>
+          <w:lang w:val="en-US"/>
+        </w:rPr>
+        <w:t xml:space="preserve">  note         = {Accessed: 2026-02-17}</w:t>
+      </w:r>
+    </w:p>
+    <w:p>
+      <w:pPr>
+        <w:rPr>
+          <w:lang w:val="en-US"/>
+        </w:rPr>
+      </w:pPr>
+      <w:r>
+        <w:rPr>
+          <w:lang w:val="en-US"/>
+        </w:rPr>
+        <w:t>}</w:t>
+      </w:r>
+    </w:p>
+    <w:p>
+      <w:pPr>
+        <w:rPr>
+          <w:lang w:val="en-US"/>
+        </w:rPr>
+      </w:pPr>
+    </w:p>
+    <w:p>
+      <w:pPr>
+        <w:rPr>
+          <w:lang w:val="en-US"/>
+        </w:rPr>
+      </w:pPr>
+      <w:r>
+        <w:rPr>
+          <w:lang w:val="en-US"/>
+        </w:rPr>
+        <w:t>@misc{Roboflow Universe,</w:t>
+      </w:r>
+    </w:p>
+    <w:p>
+      <w:pPr>
+        <w:rPr>
+          <w:lang w:val="en-US"/>
+        </w:rPr>
+      </w:pPr>
+      <w:r>
+        <w:rPr>
+          <w:lang w:val="en-US"/>
+        </w:rPr>
+        <w:t xml:space="preserve">  title        = {</w:t>
+      </w:r>
+      <w:proofErr w:type="spellStart"/>
+      <w:r>
+        <w:rPr>
+          <w:lang w:val="en-US"/>
+        </w:rPr>
+        <w:t>Roboflow</w:t>
+      </w:r>
+      <w:proofErr w:type="spellEnd"/>
+      <w:r>
+        <w:rPr>
+          <w:lang w:val="en-US"/>
+        </w:rPr>
+        <w:t xml:space="preserve"> Universe},</w:t>
+      </w:r>
+    </w:p>
+    <w:p>
+      <w:pPr>
+        <w:rPr>
+          <w:lang w:val="en-US"/>
+        </w:rPr>
+      </w:pPr>
+      <w:r>
+        <w:rPr>
+          <w:lang w:val="en-US"/>
+        </w:rPr>
+        <w:t xml:space="preserve">  </w:t>
+      </w:r>
+      <w:proofErr w:type="spellStart"/>
+      <w:r>
+        <w:rPr>
+          <w:lang w:val="en-US"/>
+        </w:rPr>
+        <w:t>howpublished</w:t>
+      </w:r>
+      <w:proofErr w:type="spellEnd"/>
+      <w:r>
+        <w:rPr>
+          <w:lang w:val="en-US"/>
+        </w:rPr>
+        <w:t xml:space="preserve"> = {Dataset repository},</w:t>
+      </w:r>
+    </w:p>
+    <w:p>
+      <w:pPr>
+        <w:rPr>
+          <w:lang w:val="en-US"/>
+        </w:rPr>
+      </w:pPr>
+      <w:r>
+        <w:rPr>
+          <w:lang w:val="en-US"/>
+        </w:rPr>
+        <w:t xml:space="preserve">  </w:t>
+      </w:r>
+      <w:proofErr w:type="spellStart"/>
+      <w:r>
+        <w:rPr>
+          <w:lang w:val="en-US"/>
+        </w:rPr>
+        <w:t>url</w:t>
+      </w:r>
+      <w:proofErr w:type="spellEnd"/>
+      <w:r>
+        <w:rPr>
+          <w:lang w:val="en-US"/>
+        </w:rPr>
+        <w:t xml:space="preserve">          = {https://universe.roboflow.com/},</w:t>
+      </w:r>
+    </w:p>
+    <w:p>
+      <w:pPr>
+        <w:rPr>
+          <w:lang w:val="en-US"/>
+        </w:rPr>
+      </w:pPr>
+      <w:r>
+        <w:rPr>
+          <w:lang w:val="en-US"/>
+        </w:rPr>
+        <w:t xml:space="preserve">  note         = {Accessed: 2026-02-17}</w:t>
+      </w:r>
+    </w:p>
+    <w:p>
+      <w:pPr>
+        <w:rPr>
+          <w:lang w:val="en-US"/>
+        </w:rPr>
+      </w:pPr>
+      <w:r>
+        <w:rPr>
+          <w:lang w:val="en-US"/>
+        </w:rPr>
+        <w:t>}</w:t>
+      </w:r>
+    </w:p>
+    <w:p>
+      <w:pPr>
+        <w:rPr>
+          <w:lang w:val="en-US"/>
+        </w:rPr>
+      </w:pPr>
+    </w:p>
+    <w:p>
+      <w:pPr>
+        <w:rPr>
+          <w:lang w:val="en-US"/>
+        </w:rPr>
+      </w:pPr>
+      <w:r>
+        <w:rPr>
+          <w:lang w:val="en-US"/>
+        </w:rPr>
+        <w:t>@misc{crack pictures,</w:t>
+      </w:r>
+    </w:p>
+    <w:p>
+      <w:pPr>
+        <w:rPr>
+          <w:lang w:val="en-US"/>
+        </w:rPr>
+      </w:pPr>
+      <w:r>
+        <w:rPr>
+          <w:lang w:val="en-US"/>
+        </w:rPr>
+        <w:t xml:space="preserve">  title        = {Crack Dataset (</w:t>
+      </w:r>
+      <w:proofErr w:type="spellStart"/>
+      <w:r>
+        <w:rPr>
+          <w:lang w:val="en-US"/>
+        </w:rPr>
+        <w:t>Roboflow</w:t>
+      </w:r>
+      <w:proofErr w:type="spellEnd"/>
+      <w:r>
+        <w:rPr>
+          <w:lang w:val="en-US"/>
+        </w:rPr>
+        <w:t xml:space="preserve"> Universe)},</w:t>
+      </w:r>
+    </w:p>
+    <w:p>
+      <w:pPr>
+        <w:rPr>
+          <w:lang w:val="en-US"/>
+        </w:rPr>
+      </w:pPr>
+      <w:r>
+        <w:rPr>
+          <w:lang w:val="en-US"/>
+        </w:rPr>
+        <w:t xml:space="preserve">  </w:t>
+      </w:r>
+      <w:proofErr w:type="spellStart"/>
+      <w:r>
+        <w:rPr>
+          <w:lang w:val="en-US"/>
+        </w:rPr>
+        <w:t>howpublished</w:t>
+      </w:r>
+      <w:proofErr w:type="spellEnd"/>
+      <w:r>
+        <w:rPr>
+          <w:lang w:val="en-US"/>
+        </w:rPr>
+        <w:t xml:space="preserve"> = {Dataset repository},</w:t>
+      </w:r>
+    </w:p>
+    <w:p>
+      <w:pPr>
+        <w:rPr>
+          <w:lang w:val="en-US"/>
+        </w:rPr>
+      </w:pPr>
+      <w:r>
+        <w:rPr>
+          <w:lang w:val="en-US"/>
+        </w:rPr>
+        <w:t xml:space="preserve">  </w:t>
+      </w:r>
+      <w:proofErr w:type="spellStart"/>
+      <w:r>
+        <w:rPr>
+          <w:lang w:val="en-US"/>
+        </w:rPr>
+        <w:t>url</w:t>
+      </w:r>
+      <w:proofErr w:type="spellEnd"/>
+      <w:r>
+        <w:rPr>
+          <w:lang w:val="en-US"/>
+        </w:rPr>
+        <w:t xml:space="preserve">          = {https://universe.roboflow.com/university-bswxt/crack-bphdr},</w:t>
+      </w:r>
+    </w:p>
+    <w:p>
+      <w:pPr>
+        <w:rPr>
+          <w:lang w:val="en-US"/>
+        </w:rPr>
+      </w:pPr>
+      <w:r>
+        <w:rPr>
+          <w:lang w:val="en-US"/>
+        </w:rPr>
+        <w:t xml:space="preserve">  note         = {Accessed: 2026-02-17}</w:t>
+      </w:r>
+    </w:p>
+    <w:p>
+      <w:pPr>
+        <w:rPr>
+          <w:lang w:val="en-US"/>
+        </w:rPr>
+      </w:pPr>
+      <w:r>
+        <w:rPr>
+          <w:lang w:val="en-US"/>
+        </w:rPr>
+        <w:t>}</w:t>
+      </w:r>
+    </w:p>
+    <w:p>
+      <w:pPr>
+        <w:rPr>
+          <w:lang w:val="en-US"/>
+        </w:rPr>
+      </w:pPr>
+    </w:p>
+    <w:p>
+      <w:pPr>
+        <w:rPr>
+          <w:lang w:val="en-US"/>
+        </w:rPr>
+      </w:pPr>
       <w:r>
         <w:rPr>
           <w:lang w:val="en-US"/>
         </w:rPr>
         <w:lastRenderedPageBreak/>
-        <w:t xml:space="preserve">link the stored information to Scan to BIM. A case study was conducted to examine the feasibility and efficiency of a BIM defect information management model developed in the field. The proposed process was applied to four aging buildings, with the results confirming its efficiency in terms of time and cost. The results of this study are deemed appropriate for the integrated management of safety inspection data and are expected to reduce the workload of inspectors and support efficient maintenance decision-making.}, journal={Journal of Building Engineering}, author={Kang, </w:t>
+        <w:t>@misc{House Damage,</w:t>
+      </w:r>
+    </w:p>
+    <w:p>
+      <w:pPr>
+        <w:rPr>
+          <w:lang w:val="en-US"/>
+        </w:rPr>
+      </w:pPr>
+      <w:r>
+        <w:rPr>
+          <w:lang w:val="en-US"/>
+        </w:rPr>
+        <w:t xml:space="preserve">  title        = {House Damage BOXES Dataset (</w:t>
       </w:r>
       <w:proofErr w:type="spellStart"/>
       <w:r>
         <w:rPr>
           <w:lang w:val="en-US"/>
         </w:rPr>
-        <w:t>Suhyun</w:t>
+        <w:t>Roboflow</w:t>
       </w:r>
       <w:proofErr w:type="spellEnd"/>
       <w:r>
         <w:rPr>
           <w:lang w:val="en-US"/>
         </w:rPr>
-        <w:t xml:space="preserve"> and Kim, </w:t>
+        <w:t xml:space="preserve"> Universe)},</w:t>
+      </w:r>
+    </w:p>
+    <w:p>
+      <w:pPr>
+        <w:rPr>
+          <w:lang w:val="en-US"/>
+        </w:rPr>
+      </w:pPr>
+      <w:r>
+        <w:rPr>
+          <w:lang w:val="en-US"/>
+        </w:rPr>
+        <w:t xml:space="preserve">  </w:t>
       </w:r>
       <w:proofErr w:type="spellStart"/>
       <w:r>
         <w:rPr>
           <w:lang w:val="en-US"/>
         </w:rPr>
-        <w:t>Seungho</w:t>
+        <w:t>howpublished</w:t>
       </w:r>
       <w:proofErr w:type="spellEnd"/>
       <w:r>
         <w:rPr>
           <w:lang w:val="en-US"/>
         </w:rPr>
-        <w:t xml:space="preserve"> and Kim, Sangyong}, year={2025}, month=</w:t>
+        <w:t xml:space="preserve"> = {Dataset repository},</w:t>
+      </w:r>
+    </w:p>
+    <w:p>
+      <w:pPr>
+        <w:rPr>
+          <w:lang w:val="en-US"/>
+        </w:rPr>
+      </w:pPr>
+      <w:r>
+        <w:rPr>
+          <w:lang w:val="en-US"/>
+        </w:rPr>
+        <w:t xml:space="preserve">  </w:t>
       </w:r>
       <w:proofErr w:type="spellStart"/>
       <w:r>
         <w:rPr>
           <w:lang w:val="en-US"/>
         </w:rPr>
-        <w:t>apr</w:t>
+        <w:t>url</w:t>
       </w:r>
       <w:proofErr w:type="spellEnd"/>
       <w:r>
         <w:rPr>
           <w:lang w:val="en-US"/>
         </w:rPr>
-        <w:t>, pages={111601} }</w:t>
-      </w:r>
-    </w:p>
-    <w:p>
-      <w:pPr>
-        <w:rPr>
-          <w:lang w:val="en-US"/>
-        </w:rPr>
-      </w:pPr>
-      <w:r>
-        <w:rPr>
-          <w:lang w:val="en-US"/>
-        </w:rPr>
-        <w:t xml:space="preserve">   @article{Lee_Lee_Park_2024, title={Automated vehicle damage classification using the three-quarter view car damage dataset and deep learning approaches}, volume={10}, ISSN={2405-8440}, url={https://www.cell.com/heliyon/abstract/S2405-8440(24)10047-3}, DOI={10.1016/j.heliyon.2024.e34016}, number={14}, journal={</w:t>
+        <w:t xml:space="preserve">          = {https://universe.roboflow.com/house-damages/house-damage-boxes/dataset/4},</w:t>
+      </w:r>
+    </w:p>
+    <w:p>
+      <w:pPr>
+        <w:rPr>
+          <w:lang w:val="en-US"/>
+        </w:rPr>
+      </w:pPr>
+      <w:r>
+        <w:rPr>
+          <w:lang w:val="en-US"/>
+        </w:rPr>
+        <w:t xml:space="preserve">  note         = {Accessed: 2026-02-17}</w:t>
+      </w:r>
+    </w:p>
+    <w:p>
+      <w:pPr>
+        <w:rPr>
+          <w:lang w:val="en-US"/>
+        </w:rPr>
+      </w:pPr>
+      <w:r>
+        <w:rPr>
+          <w:lang w:val="en-US"/>
+        </w:rPr>
+        <w:t>}</w:t>
+      </w:r>
+    </w:p>
+    <w:p>
+      <w:pPr>
+        <w:rPr>
+          <w:lang w:val="en-US"/>
+        </w:rPr>
+      </w:pPr>
+    </w:p>
+    <w:p>
+      <w:pPr>
+        <w:rPr>
+          <w:lang w:val="en-US"/>
+        </w:rPr>
+      </w:pPr>
+      <w:r>
+        <w:rPr>
+          <w:lang w:val="en-US"/>
+        </w:rPr>
+        <w:t>@misc{asbestos,</w:t>
+      </w:r>
+    </w:p>
+    <w:p>
+      <w:pPr>
+        <w:rPr>
+          <w:lang w:val="en-US"/>
+        </w:rPr>
+      </w:pPr>
+      <w:r>
+        <w:rPr>
+          <w:lang w:val="en-US"/>
+        </w:rPr>
+        <w:t xml:space="preserve">  title        = {Asbestos Dataset (</w:t>
       </w:r>
       <w:proofErr w:type="spellStart"/>
       <w:r>
         <w:rPr>
           <w:lang w:val="en-US"/>
         </w:rPr>
-        <w:t>Heliyon</w:t>
+        <w:t>Roboflow</w:t>
       </w:r>
       <w:proofErr w:type="spellEnd"/>
       <w:r>
         <w:rPr>
           <w:lang w:val="en-US"/>
         </w:rPr>
-        <w:t xml:space="preserve">}, author={Lee, </w:t>
+        <w:t xml:space="preserve"> Universe)},</w:t>
+      </w:r>
+    </w:p>
+    <w:p>
+      <w:pPr>
+        <w:rPr>
+          <w:lang w:val="en-US"/>
+        </w:rPr>
+      </w:pPr>
+      <w:r>
+        <w:rPr>
+          <w:lang w:val="en-US"/>
+        </w:rPr>
+        <w:t xml:space="preserve">  </w:t>
       </w:r>
       <w:proofErr w:type="spellStart"/>
       <w:r>
         <w:rPr>
           <w:lang w:val="en-US"/>
         </w:rPr>
-        <w:t>Donggeun</w:t>
+        <w:t>howpublished</w:t>
       </w:r>
       <w:proofErr w:type="spellEnd"/>
       <w:r>
         <w:rPr>
           <w:lang w:val="en-US"/>
         </w:rPr>
-        <w:t xml:space="preserve"> and Lee, </w:t>
+        <w:t xml:space="preserve"> = {Dataset repository},</w:t>
+      </w:r>
+    </w:p>
+    <w:p>
+      <w:pPr>
+        <w:rPr>
+          <w:lang w:val="en-US"/>
+        </w:rPr>
+      </w:pPr>
+      <w:r>
+        <w:rPr>
+          <w:lang w:val="en-US"/>
+        </w:rPr>
+        <w:t xml:space="preserve">  </w:t>
       </w:r>
       <w:proofErr w:type="spellStart"/>
       <w:r>
         <w:rPr>
           <w:lang w:val="en-US"/>
         </w:rPr>
-        <w:t>Juyeob</w:t>
+        <w:t>url</w:t>
       </w:r>
       <w:proofErr w:type="spellEnd"/>
       <w:r>
         <w:rPr>
           <w:lang w:val="en-US"/>
         </w:rPr>
-        <w:t xml:space="preserve"> and Park, </w:t>
-      </w:r>
-      <w:proofErr w:type="spellStart"/>
-      <w:r>
-        <w:rPr>
-          <w:lang w:val="en-US"/>
-        </w:rPr>
-        <w:t>Eunil</w:t>
-      </w:r>
-      <w:proofErr w:type="spellEnd"/>
-      <w:r>
-        <w:rPr>
-          <w:lang w:val="en-US"/>
-        </w:rPr>
-        <w:t>}, year={2024}, month=</w:t>
-      </w:r>
-      <w:proofErr w:type="spellStart"/>
-      <w:r>
-        <w:rPr>
-          <w:lang w:val="en-US"/>
-        </w:rPr>
-        <w:t>july</w:t>
-      </w:r>
-      <w:proofErr w:type="spellEnd"/>
-      <w:r>
-        <w:rPr>
-          <w:lang w:val="en-US"/>
-        </w:rPr>
-        <w:t>, language={English} }</w:t>
-      </w:r>
-    </w:p>
-    <w:p>
-      <w:pPr>
-        <w:rPr>
-          <w:lang w:val="en-US"/>
-        </w:rPr>
-      </w:pPr>
-      <w:r>
-        <w:rPr>
-          <w:lang w:val="en-US"/>
-        </w:rPr>
-        <w:t xml:space="preserve">   @article{Malla_Bazli_Arashpour_2025, title={Enhancing waste recognition with vision-language models: A prompt engineering approach for a scalable solution}, volume={204}, ISSN={0956-053X}, url={https://www.sciencedirect.com/science/article/pii/S0956053X25003502}, DOI={10.1016/j.wasman.2025.114939}, </w:t>
-      </w:r>
-      <w:proofErr w:type="spellStart"/>
-      <w:r>
-        <w:rPr>
-          <w:lang w:val="en-US"/>
-        </w:rPr>
-        <w:t>abstractNote</w:t>
-      </w:r>
-      <w:proofErr w:type="spellEnd"/>
-      <w:r>
-        <w:rPr>
-          <w:lang w:val="en-US"/>
-        </w:rPr>
-        <w:t xml:space="preserve">={Conventional unimodal computer vision models, trained on limited bespoke waste datasets, face significant challenges in classifying waste images in material recovery facilities, where waste appears in diverse forms. Maintaining performance of these models requires frequent fine-tuning with extensive data augmentation, which is resource-intensive, time-consuming and ultimately unsustainable for scalable applications. This study implements multimodal image classification by using state-of-the-art Vision-Language Models (VLMs), showcasing their adaptability in data-scarce scenarios with zero-shot classification and their scalability through few-shot and fully supervised learning. A trade-off between accuracy and inference speed is sought as a criterion for selecting optimal model. It is demonstrated that targeted prompt engineering can significantly enhance VLM adaptability and scalability, as evidenced by the increase in zero-shot waste image classification accuracy of the optimal model from 82.71% to 90.48% without task specific finetuning. Additionally, experimenting with the optimal model resulted in an impressive fully supervised classification accuracy of 97.18%. This research contributes to the waste management literature by revealing the potential of VLMs as a scalable solution for waste image classification and by introducing a targeted prompt engineering method to enhance model performance as a final-stage optimization strategy.}, journal={Waste Management}, author={Malla, Hiranya Jeet and </w:t>
-      </w:r>
-      <w:proofErr w:type="spellStart"/>
-      <w:r>
-        <w:rPr>
-          <w:lang w:val="en-US"/>
-        </w:rPr>
-        <w:t>Bazli</w:t>
-      </w:r>
-      <w:proofErr w:type="spellEnd"/>
-      <w:r>
-        <w:rPr>
-          <w:lang w:val="en-US"/>
-        </w:rPr>
-        <w:t xml:space="preserve">, Milad and </w:t>
-      </w:r>
-      <w:proofErr w:type="spellStart"/>
-      <w:r>
-        <w:rPr>
-          <w:lang w:val="en-US"/>
-        </w:rPr>
-        <w:t>Arashpour</w:t>
-      </w:r>
-      <w:proofErr w:type="spellEnd"/>
-      <w:r>
-        <w:rPr>
-          <w:lang w:val="en-US"/>
-        </w:rPr>
-        <w:t>, Mehrdad}, year={2025}, month=</w:t>
-      </w:r>
-      <w:proofErr w:type="spellStart"/>
-      <w:r>
-        <w:rPr>
-          <w:lang w:val="en-US"/>
-        </w:rPr>
-        <w:t>aug</w:t>
-      </w:r>
-      <w:proofErr w:type="spellEnd"/>
-      <w:r>
-        <w:rPr>
-          <w:lang w:val="en-US"/>
-        </w:rPr>
-        <w:t>, pages={114939} }</w:t>
-      </w:r>
-    </w:p>
-    <w:p>
-      <w:pPr>
-        <w:rPr>
-          <w:lang w:val="en-US"/>
-        </w:rPr>
-      </w:pPr>
-      <w:r>
-        <w:rPr>
-          <w:lang w:val="en-US"/>
-        </w:rPr>
-        <w:lastRenderedPageBreak/>
-        <w:t xml:space="preserve">   @article{Shang_Xu_Zhang_Liu_Wang_Ren_Zhang_Dong_He_2023, title={Automatic Pixel-level pavement sealed crack detection using Multi-fusion U-Net network}, volume={208}, ISSN={0263-2241}, url={https://www.sciencedirect.com/science/article/pii/S0263224123000398}, DOI={10.1016/j.measurement.2023.112475}, </w:t>
-      </w:r>
-      <w:proofErr w:type="spellStart"/>
-      <w:r>
-        <w:rPr>
-          <w:lang w:val="en-US"/>
-        </w:rPr>
-        <w:t>abstractNote</w:t>
-      </w:r>
-      <w:proofErr w:type="spellEnd"/>
-      <w:r>
-        <w:rPr>
-          <w:lang w:val="en-US"/>
-        </w:rPr>
-        <w:t xml:space="preserve">={The Multi-fusion U-Net network based on U-Net is proposed to attain pixel-level detection of sealed cracks. The multi-fusion module, dual attention mechanism, and </w:t>
-      </w:r>
-      <w:proofErr w:type="spellStart"/>
-      <w:r>
-        <w:rPr>
-          <w:lang w:val="en-US"/>
-        </w:rPr>
-        <w:t>Atrous</w:t>
-      </w:r>
-      <w:proofErr w:type="spellEnd"/>
-      <w:r>
-        <w:rPr>
-          <w:lang w:val="en-US"/>
-        </w:rPr>
-        <w:t xml:space="preserve"> Spatial Pyramid Pooling (ASPP) are designed to efficiently capture the details of sealed cracks. The 3163 image set is divided into training, validation, and testing datasets. The training data consist of 2463 image sets. The Multi-fusion U-Net outperforms U-Net and </w:t>
-      </w:r>
-      <w:proofErr w:type="spellStart"/>
-      <w:r>
-        <w:rPr>
-          <w:lang w:val="en-US"/>
-        </w:rPr>
-        <w:t>DANet</w:t>
-      </w:r>
-      <w:proofErr w:type="spellEnd"/>
-      <w:r>
-        <w:rPr>
-          <w:lang w:val="en-US"/>
-        </w:rPr>
-        <w:t xml:space="preserve"> during the training process. The test experimental results indicate that the F-measure and IOU of the Multi-fusion U-Net on the 200 test images are 84.36 % and 72.95 % respectively. Compared with seven state-of-the-art models (i.e., </w:t>
-      </w:r>
-      <w:proofErr w:type="spellStart"/>
-      <w:r>
-        <w:rPr>
-          <w:lang w:val="en-US"/>
-        </w:rPr>
-        <w:t>DANet</w:t>
-      </w:r>
-      <w:proofErr w:type="spellEnd"/>
-      <w:r>
-        <w:rPr>
-          <w:lang w:val="en-US"/>
-        </w:rPr>
-        <w:t xml:space="preserve">, </w:t>
-      </w:r>
-      <w:proofErr w:type="spellStart"/>
-      <w:r>
-        <w:rPr>
-          <w:lang w:val="en-US"/>
-        </w:rPr>
-        <w:t>MACSNet</w:t>
-      </w:r>
-      <w:proofErr w:type="spellEnd"/>
-      <w:r>
-        <w:rPr>
-          <w:lang w:val="en-US"/>
-        </w:rPr>
-        <w:t xml:space="preserve">, U-Net, </w:t>
-      </w:r>
-      <w:proofErr w:type="spellStart"/>
-      <w:r>
-        <w:rPr>
-          <w:lang w:val="en-US"/>
-        </w:rPr>
-        <w:t>SegNet</w:t>
-      </w:r>
-      <w:proofErr w:type="spellEnd"/>
-      <w:r>
-        <w:rPr>
-          <w:lang w:val="en-US"/>
-        </w:rPr>
-        <w:t xml:space="preserve">, DeepLabV3+, </w:t>
-      </w:r>
-      <w:proofErr w:type="spellStart"/>
-      <w:r>
-        <w:rPr>
-          <w:lang w:val="en-US"/>
-        </w:rPr>
-        <w:t>PSPNet</w:t>
-      </w:r>
-      <w:proofErr w:type="spellEnd"/>
-      <w:r>
-        <w:rPr>
-          <w:lang w:val="en-US"/>
-        </w:rPr>
-        <w:t xml:space="preserve">, </w:t>
-      </w:r>
-      <w:proofErr w:type="spellStart"/>
-      <w:r>
-        <w:rPr>
-          <w:lang w:val="en-US"/>
-        </w:rPr>
-        <w:t>SegFormer</w:t>
-      </w:r>
-      <w:proofErr w:type="spellEnd"/>
-      <w:r>
-        <w:rPr>
-          <w:lang w:val="en-US"/>
-        </w:rPr>
-        <w:t>), the proposed network exhibits higher detection accuracy on the 200 testing images. The average time to process the images for all networks was 49.78 </w:t>
-      </w:r>
-      <w:proofErr w:type="spellStart"/>
-      <w:r>
-        <w:rPr>
-          <w:lang w:val="en-US"/>
-        </w:rPr>
-        <w:t>ms</w:t>
-      </w:r>
-      <w:proofErr w:type="spellEnd"/>
-      <w:r>
-        <w:rPr>
-          <w:lang w:val="en-US"/>
-        </w:rPr>
-        <w:t>/frame, and the proposed network processed the images in 57 </w:t>
-      </w:r>
-      <w:proofErr w:type="spellStart"/>
-      <w:r>
-        <w:rPr>
-          <w:lang w:val="en-US"/>
-        </w:rPr>
-        <w:t>ms</w:t>
-      </w:r>
-      <w:proofErr w:type="spellEnd"/>
-      <w:r>
-        <w:rPr>
-          <w:lang w:val="en-US"/>
-        </w:rPr>
-        <w:t xml:space="preserve">/frame. Real-time detection of sealed cracks is feasible.}, journal={Measurement}, author={Shang, Jing and Xu, Jie and Zhang, Allen A. and Liu, Yang and Wang, Kelvin C. P. and Ren, </w:t>
-      </w:r>
-      <w:proofErr w:type="spellStart"/>
-      <w:r>
-        <w:rPr>
-          <w:lang w:val="en-US"/>
-        </w:rPr>
-        <w:t>Dongya</w:t>
-      </w:r>
-      <w:proofErr w:type="spellEnd"/>
-      <w:r>
-        <w:rPr>
-          <w:lang w:val="en-US"/>
-        </w:rPr>
-        <w:t xml:space="preserve"> and Zhang, Hang and Dong, </w:t>
-      </w:r>
-      <w:proofErr w:type="spellStart"/>
-      <w:r>
-        <w:rPr>
-          <w:lang w:val="en-US"/>
-        </w:rPr>
-        <w:t>Zishuo</w:t>
-      </w:r>
-      <w:proofErr w:type="spellEnd"/>
-      <w:r>
-        <w:rPr>
-          <w:lang w:val="en-US"/>
-        </w:rPr>
-        <w:t xml:space="preserve"> and He, </w:t>
-      </w:r>
-      <w:proofErr w:type="spellStart"/>
-      <w:r>
-        <w:rPr>
-          <w:lang w:val="en-US"/>
-        </w:rPr>
-        <w:t>Anzheng</w:t>
-      </w:r>
-      <w:proofErr w:type="spellEnd"/>
-      <w:r>
-        <w:rPr>
-          <w:lang w:val="en-US"/>
-        </w:rPr>
-        <w:t>}, year={2023}, month=</w:t>
-      </w:r>
-      <w:proofErr w:type="spellStart"/>
-      <w:r>
-        <w:rPr>
-          <w:lang w:val="en-US"/>
-        </w:rPr>
-        <w:t>feb</w:t>
-      </w:r>
-      <w:proofErr w:type="spellEnd"/>
-      <w:r>
-        <w:rPr>
-          <w:lang w:val="en-US"/>
-        </w:rPr>
-        <w:t>, pages={112475} }</w:t>
-      </w:r>
-    </w:p>
-    <w:p>
-      <w:pPr>
-        <w:rPr>
-          <w:lang w:val="en-US"/>
-        </w:rPr>
-      </w:pPr>
-      <w:r>
-        <w:rPr>
-          <w:lang w:val="en-US"/>
-        </w:rPr>
-        <w:t xml:space="preserve">   @inproceedings{Sukel_Rudinac_Worring_2020, address={New York, NY, USA}, series={MM ’20}, title={Detecting Urban Issues With the Object Detection Kit}, ISBN={9781450379885}, </w:t>
-      </w:r>
-      <w:proofErr w:type="spellStart"/>
-      <w:r>
-        <w:rPr>
-          <w:lang w:val="en-US"/>
-        </w:rPr>
-        <w:t>url</w:t>
-      </w:r>
-      <w:proofErr w:type="spellEnd"/>
-      <w:r>
-        <w:rPr>
-          <w:lang w:val="en-US"/>
-        </w:rPr>
-        <w:t xml:space="preserve">={https://dl.acm.org/doi/10.1145/3394171.3414427}, DOI={10.1145/3394171.3414427}, </w:t>
-      </w:r>
-      <w:proofErr w:type="spellStart"/>
-      <w:r>
-        <w:rPr>
-          <w:lang w:val="en-US"/>
-        </w:rPr>
-        <w:t>abstractNote</w:t>
-      </w:r>
-      <w:proofErr w:type="spellEnd"/>
-      <w:r>
-        <w:rPr>
-          <w:lang w:val="en-US"/>
-        </w:rPr>
-        <w:t xml:space="preserve">={This technical demo will present the Object Detection Kit, a system capable of collecting, analyzing and distributing street level imagery in real-time. It provides civil servants with the actionable intelligence about issues on city streets and, at the same time, equips the multimedia research community with a framework and data facilitating easy deployment and testing of algorithms in a challenging urban setting. The system is available as open source. In the Object Detection Kit demo we will demonstrate how the framework can be used to detect urban issues and showcase the capabilities of the system.}, </w:t>
-      </w:r>
-      <w:proofErr w:type="spellStart"/>
-      <w:r>
-        <w:rPr>
-          <w:lang w:val="en-US"/>
-        </w:rPr>
-        <w:t>booktitle</w:t>
-      </w:r>
-      <w:proofErr w:type="spellEnd"/>
-      <w:r>
-        <w:rPr>
-          <w:lang w:val="en-US"/>
-        </w:rPr>
-        <w:t xml:space="preserve">={Proceedings of the 28th ACM International Conference on Multimedia}, publisher={Association for Computing Machinery}, author={Sukel, Maarten and </w:t>
-      </w:r>
-      <w:proofErr w:type="spellStart"/>
-      <w:r>
-        <w:rPr>
-          <w:lang w:val="en-US"/>
-        </w:rPr>
-        <w:t>Rudinac</w:t>
-      </w:r>
-      <w:proofErr w:type="spellEnd"/>
-      <w:r>
-        <w:rPr>
-          <w:lang w:val="en-US"/>
-        </w:rPr>
-        <w:t>, Stevan and Worring, Marcel}, year={2020}, month=oct, pages={4518–4520}, collection={MM ’20} }</w:t>
-      </w:r>
-    </w:p>
-    <w:p>
-      <w:pPr>
-        <w:rPr>
-          <w:lang w:val="en-US"/>
-        </w:rPr>
-      </w:pPr>
-      <w:r>
-        <w:rPr>
-          <w:lang w:val="en-US"/>
-        </w:rPr>
-        <w:t xml:space="preserve">   @article{Tan_Zhai_Zhai_2024, title={Foreign object detection in urban rail transit based on deep differentiation segmentation neural network}, volume={10}, ISSN={2405-8440}, url={https://www.cell.com/heliyon/abstract/S2405-8440(24)13103-9}, DOI={10.1016/j.heliyon.2024.e37072}, </w:t>
-      </w:r>
-      <w:proofErr w:type="spellStart"/>
-      <w:r>
-        <w:rPr>
-          <w:lang w:val="en-US"/>
-        </w:rPr>
-        <w:t>abstractNote</w:t>
-      </w:r>
-      <w:proofErr w:type="spellEnd"/>
-      <w:r>
-        <w:rPr>
-          <w:lang w:val="en-US"/>
-        </w:rPr>
-        <w:t xml:space="preserve">={&lt;h2&gt;Abstract&lt;/h2&gt;&lt;p&gt;With the increasing scale of urban rail transit, foreign object intrusion has become a significant </w:t>
-      </w:r>
-      <w:r>
-        <w:rPr>
-          <w:lang w:val="en-US"/>
-        </w:rPr>
-        <w:lastRenderedPageBreak/>
-        <w:t>operational safety hazard in urban rail transit. Although the laser-based automatic foreign object detection system has advantages such as long-distance detection and insensitivity to light changes, it has drawbacks such as large blind spots and low visualization. In response to the problems existing in laser detection systems, we proposed a novel video-based deep differentiation segmentation neural network for foreign object detection. Firstly, the foreign object detection is transformed into a binary classification problem, and the foreign object is determined as the image’s foreground using image segmentation principles. Secondly, build a deep segmentation network based on deep convolution. Finally, perform morphological operations and threshold judgment on the foreground segmentation image to filter out the final detection results. To improve the detection effect, we reduced the impact of airflow disturbance by sampling and calculating the average background image. At the same time, the channel attention model and spatial attention model are added to the deep differentiation neural network. Collecting real data on subway platforms for experiments shows that the proposed method has a detection accuracy of 95.8 %, which is superior to traditional detection methods and recent image segmentation neural networks.&lt;/p&gt;}, number={17}, journal={</w:t>
-      </w:r>
-      <w:proofErr w:type="spellStart"/>
-      <w:r>
-        <w:rPr>
-          <w:lang w:val="en-US"/>
-        </w:rPr>
-        <w:t>Heliyon</w:t>
-      </w:r>
-      <w:proofErr w:type="spellEnd"/>
-      <w:r>
-        <w:rPr>
-          <w:lang w:val="en-US"/>
-        </w:rPr>
-        <w:t xml:space="preserve">}, author={Tan, </w:t>
-      </w:r>
-      <w:proofErr w:type="spellStart"/>
-      <w:r>
-        <w:rPr>
-          <w:lang w:val="en-US"/>
-        </w:rPr>
-        <w:t>Feigang</w:t>
-      </w:r>
-      <w:proofErr w:type="spellEnd"/>
-      <w:r>
-        <w:rPr>
-          <w:lang w:val="en-US"/>
-        </w:rPr>
-        <w:t xml:space="preserve"> and Zhai, Min and Zhai, Cong}, year={2024}, month=sept, language={English} }</w:t>
-      </w:r>
-      <w:r>
-        <w:rPr>
-          <w:lang w:val="en-US"/>
-        </w:rPr>
-        <w:br/>
-      </w:r>
-      <w:r>
-        <w:rPr>
-          <w:lang w:val="en-US"/>
-        </w:rPr>
-        <w:br/>
-      </w:r>
-      <w:r>
-        <w:rPr>
-          <w:lang w:val="en-US"/>
-        </w:rPr>
-        <w:br/>
+        <w:t xml:space="preserve">          = {https://universe.roboflow.com/roboflow-100/asbestos},</w:t>
+      </w:r>
+    </w:p>
+    <w:p>
+      <w:pPr>
+        <w:rPr>
+          <w:lang w:val="en-US"/>
+        </w:rPr>
+      </w:pPr>
+      <w:r>
+        <w:rPr>
+          <w:lang w:val="en-US"/>
+        </w:rPr>
+        <w:t xml:space="preserve">  note         = {Accessed: 2026-02-17}</w:t>
+      </w:r>
+    </w:p>
+    <w:p>
+      <w:pPr>
+        <w:rPr>
+          <w:lang w:val="en-US"/>
+        </w:rPr>
+      </w:pPr>
+      <w:r>
+        <w:rPr>
+          <w:lang w:val="en-US"/>
+        </w:rPr>
+        <w:t>}</w:t>
       </w:r>
     </w:p>
     <w:sectPr>
@@ -6907,6 +9666,7 @@
   <w:style w:type="character" w:default="1" w:styleId="DefaultParagraphFont">
     <w:name w:val="Default Paragraph Font"/>
     <w:uiPriority w:val="1"/>
+    <w:semiHidden/>
     <w:unhideWhenUsed/>
   </w:style>
   <w:style w:type="table" w:default="1" w:styleId="TableNormal">
